--- a/docs/extensions/EXTENSIONS_CATALOG.docx
+++ b/docs/extensions/EXTENSIONS_CATALOG.docx
@@ -8,9 +8,6 @@
         <w:pStyle w:val="Heading1"/>
       </w:pPr>
       <w:r>
-        <w:rPr>
-          <w:lang w:val="en"/>
-        </w:rPr>
         <w:t xml:space="preserve">HelixCode Extensions Catalog</w:t>
       </w:r>
     </w:p>
@@ -18,44 +15,20 @@
       <w:tblPr>
         <w:tblStyle w:val="Table"/>
         <w:tblW w:type="auto" w:w="0"/>
-        <w:tblLook w:firstRow="1" w:lastRow="0" w:firstColumn="0" w:lastColumn="0" w:noHBand="0" w:noVBand="0" w:val="0020"/>
+        <w:tblLook w:firstRow="0" w:lastRow="0" w:firstColumn="0" w:lastColumn="0" w:noHBand="0" w:noVBand="0" w:val="0000"/>
       </w:tblPr>
       <w:tblGrid>
         <w:gridCol w:w="3960"/>
         <w:gridCol w:w="3960"/>
       </w:tblGrid>
       <w:tr>
-        <w:trPr>
-          <w:tblHeader w:val="on"/>
-        </w:trPr>
-        <w:tc>
-          <w:tcPr/>
-          <w:p>
-            <w:pPr>
-              <w:pStyle w:val="Compact"/>
-            </w:pPr>
-          </w:p>
-        </w:tc>
-        <w:tc>
-          <w:tcPr/>
-          <w:p>
-            <w:pPr>
-              <w:pStyle w:val="Compact"/>
-            </w:pPr>
-          </w:p>
-        </w:tc>
-      </w:tr>
-      <w:tr>
-        <w:tc>
-          <w:tcPr/>
-          <w:p>
-            <w:pPr>
-              <w:pStyle w:val="Compact"/>
-            </w:pPr>
-            <w:r>
-              <w:rPr>
-                <w:lang w:val="en"/>
-              </w:rPr>
+        <w:tc>
+          <w:tcPr/>
+          <w:p>
+            <w:pPr>
+              <w:pStyle w:val="Compact"/>
+            </w:pPr>
+            <w:r>
               <w:t xml:space="preserve">Revision</w:t>
             </w:r>
           </w:p>
@@ -67,9 +40,6 @@
               <w:pStyle w:val="Compact"/>
             </w:pPr>
             <w:r>
-              <w:rPr>
-                <w:lang w:val="en"/>
-              </w:rPr>
               <w:t xml:space="preserve">1</w:t>
             </w:r>
           </w:p>
@@ -83,9 +53,6 @@
               <w:pStyle w:val="Compact"/>
             </w:pPr>
             <w:r>
-              <w:rPr>
-                <w:lang w:val="en"/>
-              </w:rPr>
               <w:t xml:space="preserve">Created</w:t>
             </w:r>
           </w:p>
@@ -97,9 +64,6 @@
               <w:pStyle w:val="Compact"/>
             </w:pPr>
             <w:r>
-              <w:rPr>
-                <w:lang w:val="en"/>
-              </w:rPr>
               <w:t xml:space="preserve">2026-09-23</w:t>
             </w:r>
           </w:p>
@@ -113,9 +77,6 @@
               <w:pStyle w:val="Compact"/>
             </w:pPr>
             <w:r>
-              <w:rPr>
-                <w:lang w:val="en"/>
-              </w:rPr>
               <w:t xml:space="preserve">Last modified</w:t>
             </w:r>
           </w:p>
@@ -127,25 +88,19 @@
               <w:pStyle w:val="Compact"/>
             </w:pPr>
             <w:r>
-              <w:rPr>
-                <w:lang w:val="en"/>
-              </w:rPr>
-              <w:t xml:space="preserve">2026-09-23T00:35:58Z</w:t>
-            </w:r>
-          </w:p>
-        </w:tc>
-      </w:tr>
-      <w:tr>
-        <w:tc>
-          <w:tcPr/>
-          <w:p>
-            <w:pPr>
-              <w:pStyle w:val="Compact"/>
-            </w:pPr>
-            <w:r>
-              <w:rPr>
-                <w:lang w:val="en"/>
-              </w:rPr>
+              <w:t xml:space="preserve">2026-09-23T07:14:24Z</w:t>
+            </w:r>
+          </w:p>
+        </w:tc>
+      </w:tr>
+      <w:tr>
+        <w:tc>
+          <w:tcPr/>
+          <w:p>
+            <w:pPr>
+              <w:pStyle w:val="Compact"/>
+            </w:pPr>
+            <w:r>
               <w:t xml:space="preserve">Status</w:t>
             </w:r>
           </w:p>
@@ -157,9 +112,6 @@
               <w:pStyle w:val="Compact"/>
             </w:pPr>
             <w:r>
-              <w:rPr>
-                <w:lang w:val="en"/>
-              </w:rPr>
               <w:t xml:space="preserve">active</w:t>
             </w:r>
           </w:p>
@@ -173,9 +125,6 @@
               <w:pStyle w:val="Compact"/>
             </w:pPr>
             <w:r>
-              <w:rPr>
-                <w:lang w:val="en"/>
-              </w:rPr>
               <w:t xml:space="preserve">Status summary</w:t>
             </w:r>
           </w:p>
@@ -187,9 +136,6 @@
               <w:pStyle w:val="Compact"/>
             </w:pPr>
             <w:r>
-              <w:rPr>
-                <w:lang w:val="en"/>
-              </w:rPr>
               <w:t xml:space="preserve">—</w:t>
             </w:r>
           </w:p>
@@ -203,9 +149,6 @@
               <w:pStyle w:val="Compact"/>
             </w:pPr>
             <w:r>
-              <w:rPr>
-                <w:lang w:val="en"/>
-              </w:rPr>
               <w:t xml:space="preserve">Continuation</w:t>
             </w:r>
           </w:p>
@@ -217,9 +160,6 @@
               <w:pStyle w:val="Compact"/>
             </w:pPr>
             <w:r>
-              <w:rPr>
-                <w:lang w:val="en"/>
-              </w:rPr>
               <w:t xml:space="preserve">docs/CONTINUATION.md</w:t>
             </w:r>
           </w:p>
@@ -231,110 +171,67 @@
         <w:pStyle w:val="BodyText"/>
       </w:pPr>
       <w:r>
-        <w:rPr>
-          <w:lang w:val="en"/>
-        </w:rPr>
         <w:t xml:space="preserve">Per-§11.4.228 (Cross-agent extension lifecycle mandate) catalog of EVERY skill registered under</w:t>
       </w:r>
       <w:r>
-        <w:rPr>
-          <w:lang w:val="en"/>
-        </w:rPr>
         <w:t xml:space="preserve"> </w:t>
       </w:r>
       <w:r>
         <w:rPr>
           <w:rStyle w:val="VerbatimChar"/>
-          <w:lang w:val="en"/>
         </w:rPr>
         <w:t xml:space="preserve">scripts/skills_manifest.tsv</w:t>
       </w:r>
       <w:r>
-        <w:rPr>
-          <w:lang w:val="en"/>
-        </w:rPr>
         <w:t xml:space="preserve"> </w:t>
       </w:r>
       <w:r>
-        <w:rPr>
-          <w:lang w:val="en"/>
-        </w:rPr>
         <w:t xml:space="preserve">— the single T-P1.04.2 manifest</w:t>
       </w:r>
       <w:r>
-        <w:rPr>
-          <w:lang w:val="en"/>
-        </w:rPr>
         <w:t xml:space="preserve"> </w:t>
       </w:r>
       <w:r>
         <w:rPr>
           <w:rStyle w:val="VerbatimChar"/>
-          <w:lang w:val="en"/>
         </w:rPr>
         <w:t xml:space="preserve">scripts/register_skills.sh</w:t>
       </w:r>
       <w:r>
-        <w:rPr>
-          <w:lang w:val="en"/>
-        </w:rPr>
         <w:t xml:space="preserve"> </w:t>
       </w:r>
       <w:r>
-        <w:rPr>
-          <w:lang w:val="en"/>
-        </w:rPr>
         <w:t xml:space="preserve">provisions from — with a per-platform compatibility matrix across the five governed CLI-agent platforms this constitution names as its minimum: Claude Code, OpenCode, HelixCode, Gemini CLI, Qwen Code. Generated FROM the manifest by</w:t>
       </w:r>
       <w:r>
-        <w:rPr>
-          <w:lang w:val="en"/>
-        </w:rPr>
         <w:t xml:space="preserve"> </w:t>
       </w:r>
       <w:r>
         <w:rPr>
           <w:rStyle w:val="VerbatimChar"/>
-          <w:lang w:val="en"/>
         </w:rPr>
         <w:t xml:space="preserve">helix_code/scripts/extensions_catalog/generate_catalog.py</w:t>
       </w:r>
       <w:r>
-        <w:rPr>
-          <w:lang w:val="en"/>
-        </w:rPr>
         <w:t xml:space="preserve"> </w:t>
       </w:r>
       <w:r>
-        <w:rPr>
-          <w:lang w:val="en"/>
-        </w:rPr>
         <w:t xml:space="preserve">—</w:t>
       </w:r>
       <w:r>
-        <w:rPr>
-          <w:lang w:val="en"/>
-        </w:rPr>
         <w:t xml:space="preserve"> </w:t>
       </w:r>
       <w:r>
         <w:rPr>
           <w:b/>
           <w:bCs/>
-          <w:lang w:val="en"/>
         </w:rPr>
         <w:t xml:space="preserve">never hand-transcribed</w:t>
       </w:r>
       <w:r>
-        <w:rPr>
-          <w:lang w:val="en"/>
-        </w:rPr>
         <w:t xml:space="preserve"> </w:t>
       </w:r>
       <w:r>
-        <w:rPr>
-          <w:lang w:val="en"/>
-        </w:rPr>
         <w:t xml:space="preserve">— with a real, live filesystem probe per skill × platform cell, never a blank cell (§11.4.201(6)).</w:t>
       </w:r>
     </w:p>
@@ -346,120 +243,73 @@
         <w:rPr>
           <w:b/>
           <w:bCs/>
-          <w:lang w:val="en"/>
         </w:rPr>
         <w:t xml:space="preserve">Closed status vocabulary</w:t>
       </w:r>
       <w:r>
-        <w:rPr>
-          <w:lang w:val="en"/>
-        </w:rPr>
         <w:t xml:space="preserve"> </w:t>
       </w:r>
       <w:r>
-        <w:rPr>
-          <w:lang w:val="en"/>
-        </w:rPr>
         <w:t xml:space="preserve">(§11.4.228(A)(1)):</w:t>
       </w:r>
       <w:r>
-        <w:rPr>
-          <w:lang w:val="en"/>
-        </w:rPr>
         <w:t xml:space="preserve"> </w:t>
       </w:r>
       <w:r>
         <w:rPr>
           <w:rStyle w:val="VerbatimChar"/>
-          <w:lang w:val="en"/>
         </w:rPr>
         <w:t xml:space="preserve">SUPPORTED</w:t>
       </w:r>
       <w:r>
-        <w:rPr>
-          <w:lang w:val="en"/>
-        </w:rPr>
         <w:t xml:space="preserve"> </w:t>
       </w:r>
       <w:r>
-        <w:rPr>
-          <w:lang w:val="en"/>
-        </w:rPr>
         <w:t xml:space="preserve">(verified working, real per-platform liveness probe this run) /</w:t>
       </w:r>
       <w:r>
-        <w:rPr>
-          <w:lang w:val="en"/>
-        </w:rPr>
         <w:t xml:space="preserve"> </w:t>
       </w:r>
       <w:r>
         <w:rPr>
           <w:rStyle w:val="VerbatimChar"/>
-          <w:lang w:val="en"/>
         </w:rPr>
         <w:t xml:space="preserve">CONFIG-ONLY</w:t>
       </w:r>
       <w:r>
-        <w:rPr>
-          <w:lang w:val="en"/>
-        </w:rPr>
         <w:t xml:space="preserve"> </w:t>
       </w:r>
       <w:r>
-        <w:rPr>
-          <w:lang w:val="en"/>
-        </w:rPr>
         <w:t xml:space="preserve">(declared — this platform HAS a registrar targeting it — but not currently wired) /</w:t>
       </w:r>
       <w:r>
-        <w:rPr>
-          <w:lang w:val="en"/>
-        </w:rPr>
         <w:t xml:space="preserve"> </w:t>
       </w:r>
       <w:r>
         <w:rPr>
           <w:rStyle w:val="VerbatimChar"/>
-          <w:lang w:val="en"/>
         </w:rPr>
         <w:t xml:space="preserve">UNTESTED</w:t>
       </w:r>
       <w:r>
-        <w:rPr>
-          <w:lang w:val="en"/>
-        </w:rPr>
         <w:t xml:space="preserve"> </w:t>
       </w:r>
       <w:r>
-        <w:rPr>
-          <w:lang w:val="en"/>
-        </w:rPr>
         <w:t xml:space="preserve">(this platform has NO registrar/wiring mechanism reaching this skill at all — an honest §11.4.197-tracked gap) /</w:t>
       </w:r>
       <w:r>
-        <w:rPr>
-          <w:lang w:val="en"/>
-        </w:rPr>
         <w:t xml:space="preserve"> </w:t>
       </w:r>
       <w:r>
         <w:rPr>
           <w:rStyle w:val="VerbatimChar"/>
-          <w:lang w:val="en"/>
         </w:rPr>
         <w:t xml:space="preserve">UNSUPPORTED</w:t>
       </w:r>
       <w:r>
-        <w:rPr>
-          <w:lang w:val="en"/>
-        </w:rPr>
         <w:t xml:space="preserve"> </w:t>
       </w:r>
       <w:r>
-        <w:rPr>
-          <w:lang w:val="en"/>
-        </w:rPr>
         <w:t xml:space="preserve">(proven structurally impossible per §11.4.112 — unused by this generator; no platform here has been proven incapable of loading a Markdown-frontmatter skill).</w:t>
       </w:r>
     </w:p>
@@ -469,9 +319,6 @@
         <w:pStyle w:val="Heading2"/>
       </w:pPr>
       <w:r>
-        <w:rPr>
-          <w:lang w:val="en"/>
-        </w:rPr>
         <w:t xml:space="preserve">Table of contents</w:t>
       </w:r>
     </w:p>
@@ -487,7 +334,6 @@
         <w:r>
           <w:rPr>
             <w:rStyle w:val="Hyperlink"/>
-            <w:lang w:val="en"/>
           </w:rPr>
           <w:t xml:space="preserve">Compatibility matrix</w:t>
         </w:r>
@@ -505,7 +351,6 @@
         <w:r>
           <w:rPr>
             <w:rStyle w:val="Hyperlink"/>
-            <w:lang w:val="en"/>
           </w:rPr>
           <w:t xml:space="preserve">Per-skill detail</w:t>
         </w:r>
@@ -523,7 +368,6 @@
         <w:r>
           <w:rPr>
             <w:rStyle w:val="Hyperlink"/>
-            <w:lang w:val="en"/>
           </w:rPr>
           <w:t xml:space="preserve">Source tracking</w:t>
         </w:r>
@@ -536,16 +380,14 @@
         <w:pStyle w:val="Heading2"/>
       </w:pPr>
       <w:r>
-        <w:rPr>
-          <w:lang w:val="en"/>
-        </w:rPr>
         <w:t xml:space="preserve">Compatibility matrix</w:t>
       </w:r>
     </w:p>
     <w:tbl>
       <w:tblPr>
         <w:tblStyle w:val="Table"/>
-        <w:tblW w:type="auto" w:w="0"/>
+        <w:tblW w:type="pct" w:w="5000"/>
+        <w:tblLayout w:type="fixed"/>
         <w:tblLook w:firstRow="1" w:lastRow="0" w:firstColumn="0" w:lastColumn="0" w:noHBand="0" w:noVBand="0" w:val="0020"/>
       </w:tblPr>
       <w:tblGrid>
@@ -567,9 +409,6 @@
               <w:pStyle w:val="Compact"/>
             </w:pPr>
             <w:r>
-              <w:rPr>
-                <w:lang w:val="en"/>
-              </w:rPr>
               <w:t xml:space="preserve">Skill</w:t>
             </w:r>
           </w:p>
@@ -581,9 +420,6 @@
               <w:pStyle w:val="Compact"/>
             </w:pPr>
             <w:r>
-              <w:rPr>
-                <w:lang w:val="en"/>
-              </w:rPr>
               <w:t xml:space="preserve">Claude Code</w:t>
             </w:r>
           </w:p>
@@ -595,9 +431,6 @@
               <w:pStyle w:val="Compact"/>
             </w:pPr>
             <w:r>
-              <w:rPr>
-                <w:lang w:val="en"/>
-              </w:rPr>
               <w:t xml:space="preserve">OpenCode</w:t>
             </w:r>
           </w:p>
@@ -609,9 +442,6 @@
               <w:pStyle w:val="Compact"/>
             </w:pPr>
             <w:r>
-              <w:rPr>
-                <w:lang w:val="en"/>
-              </w:rPr>
               <w:t xml:space="preserve">HelixCode</w:t>
             </w:r>
           </w:p>
@@ -623,9 +453,6 @@
               <w:pStyle w:val="Compact"/>
             </w:pPr>
             <w:r>
-              <w:rPr>
-                <w:lang w:val="en"/>
-              </w:rPr>
               <w:t xml:space="preserve">Gemini CLI</w:t>
             </w:r>
           </w:p>
@@ -637,9 +464,6 @@
               <w:pStyle w:val="Compact"/>
             </w:pPr>
             <w:r>
-              <w:rPr>
-                <w:lang w:val="en"/>
-              </w:rPr>
               <w:t xml:space="preserve">Qwen Code</w:t>
             </w:r>
           </w:p>
@@ -655,7 +479,6 @@
             <w:r>
               <w:rPr>
                 <w:rStyle w:val="VerbatimChar"/>
-                <w:lang w:val="en"/>
               </w:rPr>
               <w:t xml:space="preserve">action-prefix-system</w:t>
             </w:r>
@@ -668,22 +491,15 @@
               <w:pStyle w:val="Compact"/>
             </w:pPr>
             <w:r>
-              <w:rPr>
-                <w:lang w:val="en"/>
-              </w:rPr>
               <w:t xml:space="preserve">SUPPORTED (</w:t>
             </w:r>
             <w:r>
               <w:rPr>
                 <w:rStyle w:val="VerbatimChar"/>
-                <w:lang w:val="en"/>
               </w:rPr>
               <w:t xml:space="preserve">.claude/skills/action-prefix-system</w:t>
             </w:r>
             <w:r>
-              <w:rPr>
-                <w:lang w:val="en"/>
-              </w:rPr>
               <w:t xml:space="preserve">)</w:t>
             </w:r>
           </w:p>
@@ -695,22 +511,15 @@
               <w:pStyle w:val="Compact"/>
             </w:pPr>
             <w:r>
-              <w:rPr>
-                <w:lang w:val="en"/>
-              </w:rPr>
               <w:t xml:space="preserve">UNTESTED (</w:t>
             </w:r>
             <w:r>
               <w:rPr>
                 <w:rStyle w:val="VerbatimChar"/>
-                <w:lang w:val="en"/>
               </w:rPr>
               <w:t xml:space="preserve">N/A</w:t>
             </w:r>
             <w:r>
-              <w:rPr>
-                <w:lang w:val="en"/>
-              </w:rPr>
               <w:t xml:space="preserve">)</w:t>
             </w:r>
           </w:p>
@@ -722,22 +531,15 @@
               <w:pStyle w:val="Compact"/>
             </w:pPr>
             <w:r>
-              <w:rPr>
-                <w:lang w:val="en"/>
-              </w:rPr>
               <w:t xml:space="preserve">SUPPORTED (</w:t>
             </w:r>
             <w:r>
               <w:rPr>
                 <w:rStyle w:val="VerbatimChar"/>
-                <w:lang w:val="en"/>
               </w:rPr>
               <w:t xml:space="preserve">.claude/skills/action-prefix-system (external tier)</w:t>
             </w:r>
             <w:r>
-              <w:rPr>
-                <w:lang w:val="en"/>
-              </w:rPr>
               <w:t xml:space="preserve">)</w:t>
             </w:r>
           </w:p>
@@ -749,22 +551,15 @@
               <w:pStyle w:val="Compact"/>
             </w:pPr>
             <w:r>
-              <w:rPr>
-                <w:lang w:val="en"/>
-              </w:rPr>
               <w:t xml:space="preserve">UNTESTED (</w:t>
             </w:r>
             <w:r>
               <w:rPr>
                 <w:rStyle w:val="VerbatimChar"/>
-                <w:lang w:val="en"/>
               </w:rPr>
               <w:t xml:space="preserve">N/A</w:t>
             </w:r>
             <w:r>
-              <w:rPr>
-                <w:lang w:val="en"/>
-              </w:rPr>
               <w:t xml:space="preserve">)</w:t>
             </w:r>
           </w:p>
@@ -776,22 +571,15 @@
               <w:pStyle w:val="Compact"/>
             </w:pPr>
             <w:r>
-              <w:rPr>
-                <w:lang w:val="en"/>
-              </w:rPr>
               <w:t xml:space="preserve">UNTESTED (</w:t>
             </w:r>
             <w:r>
               <w:rPr>
                 <w:rStyle w:val="VerbatimChar"/>
-                <w:lang w:val="en"/>
               </w:rPr>
               <w:t xml:space="preserve">N/A</w:t>
             </w:r>
             <w:r>
-              <w:rPr>
-                <w:lang w:val="en"/>
-              </w:rPr>
               <w:t xml:space="preserve">)</w:t>
             </w:r>
           </w:p>
@@ -807,7 +595,6 @@
             <w:r>
               <w:rPr>
                 <w:rStyle w:val="VerbatimChar"/>
-                <w:lang w:val="en"/>
               </w:rPr>
               <w:t xml:space="preserve">media-validator</w:t>
             </w:r>
@@ -820,22 +607,15 @@
               <w:pStyle w:val="Compact"/>
             </w:pPr>
             <w:r>
-              <w:rPr>
-                <w:lang w:val="en"/>
-              </w:rPr>
-              <w:t xml:space="preserve">CONFIG-ONLY (</w:t>
-            </w:r>
-            <w:r>
-              <w:rPr>
-                <w:rStyle w:val="VerbatimChar"/>
-                <w:lang w:val="en"/>
+              <w:t xml:space="preserve">SUPPORTED (</w:t>
+            </w:r>
+            <w:r>
+              <w:rPr>
+                <w:rStyle w:val="VerbatimChar"/>
               </w:rPr>
               <w:t xml:space="preserve">.claude/skills/media-validator</w:t>
             </w:r>
             <w:r>
-              <w:rPr>
-                <w:lang w:val="en"/>
-              </w:rPr>
               <w:t xml:space="preserve">)</w:t>
             </w:r>
           </w:p>
@@ -847,22 +627,15 @@
               <w:pStyle w:val="Compact"/>
             </w:pPr>
             <w:r>
-              <w:rPr>
-                <w:lang w:val="en"/>
-              </w:rPr>
               <w:t xml:space="preserve">UNTESTED (</w:t>
             </w:r>
             <w:r>
               <w:rPr>
                 <w:rStyle w:val="VerbatimChar"/>
-                <w:lang w:val="en"/>
               </w:rPr>
               <w:t xml:space="preserve">N/A</w:t>
             </w:r>
             <w:r>
-              <w:rPr>
-                <w:lang w:val="en"/>
-              </w:rPr>
               <w:t xml:space="preserve">)</w:t>
             </w:r>
           </w:p>
@@ -874,22 +647,15 @@
               <w:pStyle w:val="Compact"/>
             </w:pPr>
             <w:r>
-              <w:rPr>
-                <w:lang w:val="en"/>
-              </w:rPr>
-              <w:t xml:space="preserve">CONFIG-ONLY (</w:t>
-            </w:r>
-            <w:r>
-              <w:rPr>
-                <w:rStyle w:val="VerbatimChar"/>
-                <w:lang w:val="en"/>
+              <w:t xml:space="preserve">SUPPORTED (</w:t>
+            </w:r>
+            <w:r>
+              <w:rPr>
+                <w:rStyle w:val="VerbatimChar"/>
               </w:rPr>
               <w:t xml:space="preserve">.claude/skills/media-validator (external tier)</w:t>
             </w:r>
             <w:r>
-              <w:rPr>
-                <w:lang w:val="en"/>
-              </w:rPr>
               <w:t xml:space="preserve">)</w:t>
             </w:r>
           </w:p>
@@ -901,22 +667,15 @@
               <w:pStyle w:val="Compact"/>
             </w:pPr>
             <w:r>
-              <w:rPr>
-                <w:lang w:val="en"/>
-              </w:rPr>
               <w:t xml:space="preserve">UNTESTED (</w:t>
             </w:r>
             <w:r>
               <w:rPr>
                 <w:rStyle w:val="VerbatimChar"/>
-                <w:lang w:val="en"/>
               </w:rPr>
               <w:t xml:space="preserve">N/A</w:t>
             </w:r>
             <w:r>
-              <w:rPr>
-                <w:lang w:val="en"/>
-              </w:rPr>
               <w:t xml:space="preserve">)</w:t>
             </w:r>
           </w:p>
@@ -928,22 +687,15 @@
               <w:pStyle w:val="Compact"/>
             </w:pPr>
             <w:r>
-              <w:rPr>
-                <w:lang w:val="en"/>
-              </w:rPr>
               <w:t xml:space="preserve">UNTESTED (</w:t>
             </w:r>
             <w:r>
               <w:rPr>
                 <w:rStyle w:val="VerbatimChar"/>
-                <w:lang w:val="en"/>
               </w:rPr>
               <w:t xml:space="preserve">N/A</w:t>
             </w:r>
             <w:r>
-              <w:rPr>
-                <w:lang w:val="en"/>
-              </w:rPr>
               <w:t xml:space="preserve">)</w:t>
             </w:r>
           </w:p>
@@ -959,7 +711,6 @@
             <w:r>
               <w:rPr>
                 <w:rStyle w:val="VerbatimChar"/>
-                <w:lang w:val="en"/>
               </w:rPr>
               <w:t xml:space="preserve">multitrack</w:t>
             </w:r>
@@ -972,22 +723,15 @@
               <w:pStyle w:val="Compact"/>
             </w:pPr>
             <w:r>
-              <w:rPr>
-                <w:lang w:val="en"/>
-              </w:rPr>
-              <w:t xml:space="preserve">CONFIG-ONLY (</w:t>
-            </w:r>
-            <w:r>
-              <w:rPr>
-                <w:rStyle w:val="VerbatimChar"/>
-                <w:lang w:val="en"/>
+              <w:t xml:space="preserve">SUPPORTED (</w:t>
+            </w:r>
+            <w:r>
+              <w:rPr>
+                <w:rStyle w:val="VerbatimChar"/>
               </w:rPr>
               <w:t xml:space="preserve">.claude/skills/multitrack</w:t>
             </w:r>
             <w:r>
-              <w:rPr>
-                <w:lang w:val="en"/>
-              </w:rPr>
               <w:t xml:space="preserve">)</w:t>
             </w:r>
           </w:p>
@@ -999,22 +743,15 @@
               <w:pStyle w:val="Compact"/>
             </w:pPr>
             <w:r>
-              <w:rPr>
-                <w:lang w:val="en"/>
-              </w:rPr>
               <w:t xml:space="preserve">UNTESTED (</w:t>
             </w:r>
             <w:r>
               <w:rPr>
                 <w:rStyle w:val="VerbatimChar"/>
-                <w:lang w:val="en"/>
               </w:rPr>
               <w:t xml:space="preserve">N/A</w:t>
             </w:r>
             <w:r>
-              <w:rPr>
-                <w:lang w:val="en"/>
-              </w:rPr>
               <w:t xml:space="preserve">)</w:t>
             </w:r>
           </w:p>
@@ -1026,22 +763,15 @@
               <w:pStyle w:val="Compact"/>
             </w:pPr>
             <w:r>
-              <w:rPr>
-                <w:lang w:val="en"/>
-              </w:rPr>
-              <w:t xml:space="preserve">CONFIG-ONLY (</w:t>
-            </w:r>
-            <w:r>
-              <w:rPr>
-                <w:rStyle w:val="VerbatimChar"/>
-                <w:lang w:val="en"/>
+              <w:t xml:space="preserve">SUPPORTED (</w:t>
+            </w:r>
+            <w:r>
+              <w:rPr>
+                <w:rStyle w:val="VerbatimChar"/>
               </w:rPr>
               <w:t xml:space="preserve">.claude/skills/multitrack (external tier)</w:t>
             </w:r>
             <w:r>
-              <w:rPr>
-                <w:lang w:val="en"/>
-              </w:rPr>
               <w:t xml:space="preserve">)</w:t>
             </w:r>
           </w:p>
@@ -1053,22 +783,15 @@
               <w:pStyle w:val="Compact"/>
             </w:pPr>
             <w:r>
-              <w:rPr>
-                <w:lang w:val="en"/>
-              </w:rPr>
               <w:t xml:space="preserve">UNTESTED (</w:t>
             </w:r>
             <w:r>
               <w:rPr>
                 <w:rStyle w:val="VerbatimChar"/>
-                <w:lang w:val="en"/>
               </w:rPr>
               <w:t xml:space="preserve">N/A</w:t>
             </w:r>
             <w:r>
-              <w:rPr>
-                <w:lang w:val="en"/>
-              </w:rPr>
               <w:t xml:space="preserve">)</w:t>
             </w:r>
           </w:p>
@@ -1080,22 +803,15 @@
               <w:pStyle w:val="Compact"/>
             </w:pPr>
             <w:r>
-              <w:rPr>
-                <w:lang w:val="en"/>
-              </w:rPr>
               <w:t xml:space="preserve">UNTESTED (</w:t>
             </w:r>
             <w:r>
               <w:rPr>
                 <w:rStyle w:val="VerbatimChar"/>
-                <w:lang w:val="en"/>
               </w:rPr>
               <w:t xml:space="preserve">N/A</w:t>
             </w:r>
             <w:r>
-              <w:rPr>
-                <w:lang w:val="en"/>
-              </w:rPr>
               <w:t xml:space="preserve">)</w:t>
             </w:r>
           </w:p>
@@ -1111,7 +827,6 @@
             <w:r>
               <w:rPr>
                 <w:rStyle w:val="VerbatimChar"/>
-                <w:lang w:val="en"/>
               </w:rPr>
               <w:t xml:space="preserve">reporting-workable-items</w:t>
             </w:r>
@@ -1124,22 +839,15 @@
               <w:pStyle w:val="Compact"/>
             </w:pPr>
             <w:r>
-              <w:rPr>
-                <w:lang w:val="en"/>
-              </w:rPr>
-              <w:t xml:space="preserve">CONFIG-ONLY (</w:t>
-            </w:r>
-            <w:r>
-              <w:rPr>
-                <w:rStyle w:val="VerbatimChar"/>
-                <w:lang w:val="en"/>
+              <w:t xml:space="preserve">SUPPORTED (</w:t>
+            </w:r>
+            <w:r>
+              <w:rPr>
+                <w:rStyle w:val="VerbatimChar"/>
               </w:rPr>
               <w:t xml:space="preserve">.claude/skills/reporting-workable-items</w:t>
             </w:r>
             <w:r>
-              <w:rPr>
-                <w:lang w:val="en"/>
-              </w:rPr>
               <w:t xml:space="preserve">)</w:t>
             </w:r>
           </w:p>
@@ -1151,22 +859,15 @@
               <w:pStyle w:val="Compact"/>
             </w:pPr>
             <w:r>
-              <w:rPr>
-                <w:lang w:val="en"/>
-              </w:rPr>
               <w:t xml:space="preserve">UNTESTED (</w:t>
             </w:r>
             <w:r>
               <w:rPr>
                 <w:rStyle w:val="VerbatimChar"/>
-                <w:lang w:val="en"/>
               </w:rPr>
               <w:t xml:space="preserve">N/A</w:t>
             </w:r>
             <w:r>
-              <w:rPr>
-                <w:lang w:val="en"/>
-              </w:rPr>
               <w:t xml:space="preserve">)</w:t>
             </w:r>
           </w:p>
@@ -1178,22 +879,15 @@
               <w:pStyle w:val="Compact"/>
             </w:pPr>
             <w:r>
-              <w:rPr>
-                <w:lang w:val="en"/>
-              </w:rPr>
-              <w:t xml:space="preserve">CONFIG-ONLY (</w:t>
-            </w:r>
-            <w:r>
-              <w:rPr>
-                <w:rStyle w:val="VerbatimChar"/>
-                <w:lang w:val="en"/>
+              <w:t xml:space="preserve">SUPPORTED (</w:t>
+            </w:r>
+            <w:r>
+              <w:rPr>
+                <w:rStyle w:val="VerbatimChar"/>
               </w:rPr>
               <w:t xml:space="preserve">.claude/skills/reporting-workable-items (external tier)</w:t>
             </w:r>
             <w:r>
-              <w:rPr>
-                <w:lang w:val="en"/>
-              </w:rPr>
               <w:t xml:space="preserve">)</w:t>
             </w:r>
           </w:p>
@@ -1205,22 +899,15 @@
               <w:pStyle w:val="Compact"/>
             </w:pPr>
             <w:r>
-              <w:rPr>
-                <w:lang w:val="en"/>
-              </w:rPr>
               <w:t xml:space="preserve">UNTESTED (</w:t>
             </w:r>
             <w:r>
               <w:rPr>
                 <w:rStyle w:val="VerbatimChar"/>
-                <w:lang w:val="en"/>
               </w:rPr>
               <w:t xml:space="preserve">N/A</w:t>
             </w:r>
             <w:r>
-              <w:rPr>
-                <w:lang w:val="en"/>
-              </w:rPr>
               <w:t xml:space="preserve">)</w:t>
             </w:r>
           </w:p>
@@ -1232,22 +919,15 @@
               <w:pStyle w:val="Compact"/>
             </w:pPr>
             <w:r>
-              <w:rPr>
-                <w:lang w:val="en"/>
-              </w:rPr>
               <w:t xml:space="preserve">UNTESTED (</w:t>
             </w:r>
             <w:r>
               <w:rPr>
                 <w:rStyle w:val="VerbatimChar"/>
-                <w:lang w:val="en"/>
               </w:rPr>
               <w:t xml:space="preserve">N/A</w:t>
             </w:r>
             <w:r>
-              <w:rPr>
-                <w:lang w:val="en"/>
-              </w:rPr>
               <w:t xml:space="preserve">)</w:t>
             </w:r>
           </w:p>
@@ -1263,7 +943,6 @@
             <w:r>
               <w:rPr>
                 <w:rStyle w:val="VerbatimChar"/>
-                <w:lang w:val="en"/>
               </w:rPr>
               <w:t xml:space="preserve">scheduled-work-queue</w:t>
             </w:r>
@@ -1276,22 +955,15 @@
               <w:pStyle w:val="Compact"/>
             </w:pPr>
             <w:r>
-              <w:rPr>
-                <w:lang w:val="en"/>
-              </w:rPr>
-              <w:t xml:space="preserve">CONFIG-ONLY (</w:t>
-            </w:r>
-            <w:r>
-              <w:rPr>
-                <w:rStyle w:val="VerbatimChar"/>
-                <w:lang w:val="en"/>
+              <w:t xml:space="preserve">SUPPORTED (</w:t>
+            </w:r>
+            <w:r>
+              <w:rPr>
+                <w:rStyle w:val="VerbatimChar"/>
               </w:rPr>
               <w:t xml:space="preserve">.claude/skills/scheduled-work-queue</w:t>
             </w:r>
             <w:r>
-              <w:rPr>
-                <w:lang w:val="en"/>
-              </w:rPr>
               <w:t xml:space="preserve">)</w:t>
             </w:r>
           </w:p>
@@ -1303,22 +975,15 @@
               <w:pStyle w:val="Compact"/>
             </w:pPr>
             <w:r>
-              <w:rPr>
-                <w:lang w:val="en"/>
-              </w:rPr>
               <w:t xml:space="preserve">UNTESTED (</w:t>
             </w:r>
             <w:r>
               <w:rPr>
                 <w:rStyle w:val="VerbatimChar"/>
-                <w:lang w:val="en"/>
               </w:rPr>
               <w:t xml:space="preserve">N/A</w:t>
             </w:r>
             <w:r>
-              <w:rPr>
-                <w:lang w:val="en"/>
-              </w:rPr>
               <w:t xml:space="preserve">)</w:t>
             </w:r>
           </w:p>
@@ -1330,22 +995,15 @@
               <w:pStyle w:val="Compact"/>
             </w:pPr>
             <w:r>
-              <w:rPr>
-                <w:lang w:val="en"/>
-              </w:rPr>
-              <w:t xml:space="preserve">CONFIG-ONLY (</w:t>
-            </w:r>
-            <w:r>
-              <w:rPr>
-                <w:rStyle w:val="VerbatimChar"/>
-                <w:lang w:val="en"/>
+              <w:t xml:space="preserve">SUPPORTED (</w:t>
+            </w:r>
+            <w:r>
+              <w:rPr>
+                <w:rStyle w:val="VerbatimChar"/>
               </w:rPr>
               <w:t xml:space="preserve">.claude/skills/scheduled-work-queue (external tier)</w:t>
             </w:r>
             <w:r>
-              <w:rPr>
-                <w:lang w:val="en"/>
-              </w:rPr>
               <w:t xml:space="preserve">)</w:t>
             </w:r>
           </w:p>
@@ -1357,22 +1015,15 @@
               <w:pStyle w:val="Compact"/>
             </w:pPr>
             <w:r>
-              <w:rPr>
-                <w:lang w:val="en"/>
-              </w:rPr>
               <w:t xml:space="preserve">UNTESTED (</w:t>
             </w:r>
             <w:r>
               <w:rPr>
                 <w:rStyle w:val="VerbatimChar"/>
-                <w:lang w:val="en"/>
               </w:rPr>
               <w:t xml:space="preserve">N/A</w:t>
             </w:r>
             <w:r>
-              <w:rPr>
-                <w:lang w:val="en"/>
-              </w:rPr>
               <w:t xml:space="preserve">)</w:t>
             </w:r>
           </w:p>
@@ -1384,22 +1035,15 @@
               <w:pStyle w:val="Compact"/>
             </w:pPr>
             <w:r>
-              <w:rPr>
-                <w:lang w:val="en"/>
-              </w:rPr>
               <w:t xml:space="preserve">UNTESTED (</w:t>
             </w:r>
             <w:r>
               <w:rPr>
                 <w:rStyle w:val="VerbatimChar"/>
-                <w:lang w:val="en"/>
               </w:rPr>
               <w:t xml:space="preserve">N/A</w:t>
             </w:r>
             <w:r>
-              <w:rPr>
-                <w:lang w:val="en"/>
-              </w:rPr>
               <w:t xml:space="preserve">)</w:t>
             </w:r>
           </w:p>
@@ -1415,7 +1059,6 @@
             <w:r>
               <w:rPr>
                 <w:rStyle w:val="VerbatimChar"/>
-                <w:lang w:val="en"/>
               </w:rPr>
               <w:t xml:space="preserve">session-sync</w:t>
             </w:r>
@@ -1428,22 +1071,15 @@
               <w:pStyle w:val="Compact"/>
             </w:pPr>
             <w:r>
-              <w:rPr>
-                <w:lang w:val="en"/>
-              </w:rPr>
-              <w:t xml:space="preserve">CONFIG-ONLY (</w:t>
-            </w:r>
-            <w:r>
-              <w:rPr>
-                <w:rStyle w:val="VerbatimChar"/>
-                <w:lang w:val="en"/>
+              <w:t xml:space="preserve">SUPPORTED (</w:t>
+            </w:r>
+            <w:r>
+              <w:rPr>
+                <w:rStyle w:val="VerbatimChar"/>
               </w:rPr>
               <w:t xml:space="preserve">.claude/skills/session-sync</w:t>
             </w:r>
             <w:r>
-              <w:rPr>
-                <w:lang w:val="en"/>
-              </w:rPr>
               <w:t xml:space="preserve">)</w:t>
             </w:r>
           </w:p>
@@ -1455,22 +1091,15 @@
               <w:pStyle w:val="Compact"/>
             </w:pPr>
             <w:r>
-              <w:rPr>
-                <w:lang w:val="en"/>
-              </w:rPr>
               <w:t xml:space="preserve">UNTESTED (</w:t>
             </w:r>
             <w:r>
               <w:rPr>
                 <w:rStyle w:val="VerbatimChar"/>
-                <w:lang w:val="en"/>
               </w:rPr>
               <w:t xml:space="preserve">N/A</w:t>
             </w:r>
             <w:r>
-              <w:rPr>
-                <w:lang w:val="en"/>
-              </w:rPr>
               <w:t xml:space="preserve">)</w:t>
             </w:r>
           </w:p>
@@ -1482,22 +1111,15 @@
               <w:pStyle w:val="Compact"/>
             </w:pPr>
             <w:r>
-              <w:rPr>
-                <w:lang w:val="en"/>
-              </w:rPr>
-              <w:t xml:space="preserve">CONFIG-ONLY (</w:t>
-            </w:r>
-            <w:r>
-              <w:rPr>
-                <w:rStyle w:val="VerbatimChar"/>
-                <w:lang w:val="en"/>
+              <w:t xml:space="preserve">SUPPORTED (</w:t>
+            </w:r>
+            <w:r>
+              <w:rPr>
+                <w:rStyle w:val="VerbatimChar"/>
               </w:rPr>
               <w:t xml:space="preserve">.claude/skills/session-sync (external tier)</w:t>
             </w:r>
             <w:r>
-              <w:rPr>
-                <w:lang w:val="en"/>
-              </w:rPr>
               <w:t xml:space="preserve">)</w:t>
             </w:r>
           </w:p>
@@ -1509,22 +1131,15 @@
               <w:pStyle w:val="Compact"/>
             </w:pPr>
             <w:r>
-              <w:rPr>
-                <w:lang w:val="en"/>
-              </w:rPr>
               <w:t xml:space="preserve">UNTESTED (</w:t>
             </w:r>
             <w:r>
               <w:rPr>
                 <w:rStyle w:val="VerbatimChar"/>
-                <w:lang w:val="en"/>
               </w:rPr>
               <w:t xml:space="preserve">N/A</w:t>
             </w:r>
             <w:r>
-              <w:rPr>
-                <w:lang w:val="en"/>
-              </w:rPr>
               <w:t xml:space="preserve">)</w:t>
             </w:r>
           </w:p>
@@ -1536,22 +1151,15 @@
               <w:pStyle w:val="Compact"/>
             </w:pPr>
             <w:r>
-              <w:rPr>
-                <w:lang w:val="en"/>
-              </w:rPr>
               <w:t xml:space="preserve">UNTESTED (</w:t>
             </w:r>
             <w:r>
               <w:rPr>
                 <w:rStyle w:val="VerbatimChar"/>
-                <w:lang w:val="en"/>
               </w:rPr>
               <w:t xml:space="preserve">N/A</w:t>
             </w:r>
             <w:r>
-              <w:rPr>
-                <w:lang w:val="en"/>
-              </w:rPr>
               <w:t xml:space="preserve">)</w:t>
             </w:r>
           </w:p>
@@ -1567,7 +1175,6 @@
             <w:r>
               <w:rPr>
                 <w:rStyle w:val="VerbatimChar"/>
-                <w:lang w:val="en"/>
               </w:rPr>
               <w:t xml:space="preserve">skill-catalog</w:t>
             </w:r>
@@ -1580,22 +1187,15 @@
               <w:pStyle w:val="Compact"/>
             </w:pPr>
             <w:r>
-              <w:rPr>
-                <w:lang w:val="en"/>
-              </w:rPr>
               <w:t xml:space="preserve">SUPPORTED (</w:t>
             </w:r>
             <w:r>
               <w:rPr>
                 <w:rStyle w:val="VerbatimChar"/>
-                <w:lang w:val="en"/>
               </w:rPr>
               <w:t xml:space="preserve">.claude/skills/skill-catalog</w:t>
             </w:r>
             <w:r>
-              <w:rPr>
-                <w:lang w:val="en"/>
-              </w:rPr>
               <w:t xml:space="preserve">)</w:t>
             </w:r>
           </w:p>
@@ -1607,22 +1207,15 @@
               <w:pStyle w:val="Compact"/>
             </w:pPr>
             <w:r>
-              <w:rPr>
-                <w:lang w:val="en"/>
-              </w:rPr>
               <w:t xml:space="preserve">UNTESTED (</w:t>
             </w:r>
             <w:r>
               <w:rPr>
                 <w:rStyle w:val="VerbatimChar"/>
-                <w:lang w:val="en"/>
               </w:rPr>
               <w:t xml:space="preserve">N/A</w:t>
             </w:r>
             <w:r>
-              <w:rPr>
-                <w:lang w:val="en"/>
-              </w:rPr>
               <w:t xml:space="preserve">)</w:t>
             </w:r>
           </w:p>
@@ -1634,22 +1227,15 @@
               <w:pStyle w:val="Compact"/>
             </w:pPr>
             <w:r>
-              <w:rPr>
-                <w:lang w:val="en"/>
-              </w:rPr>
               <w:t xml:space="preserve">SUPPORTED (</w:t>
             </w:r>
             <w:r>
               <w:rPr>
                 <w:rStyle w:val="VerbatimChar"/>
-                <w:lang w:val="en"/>
               </w:rPr>
               <w:t xml:space="preserve">.claude/skills/skill-catalog (external tier)</w:t>
             </w:r>
             <w:r>
-              <w:rPr>
-                <w:lang w:val="en"/>
-              </w:rPr>
               <w:t xml:space="preserve">)</w:t>
             </w:r>
           </w:p>
@@ -1661,22 +1247,15 @@
               <w:pStyle w:val="Compact"/>
             </w:pPr>
             <w:r>
-              <w:rPr>
-                <w:lang w:val="en"/>
-              </w:rPr>
               <w:t xml:space="preserve">UNTESTED (</w:t>
             </w:r>
             <w:r>
               <w:rPr>
                 <w:rStyle w:val="VerbatimChar"/>
-                <w:lang w:val="en"/>
               </w:rPr>
               <w:t xml:space="preserve">N/A</w:t>
             </w:r>
             <w:r>
-              <w:rPr>
-                <w:lang w:val="en"/>
-              </w:rPr>
               <w:t xml:space="preserve">)</w:t>
             </w:r>
           </w:p>
@@ -1688,22 +1267,15 @@
               <w:pStyle w:val="Compact"/>
             </w:pPr>
             <w:r>
-              <w:rPr>
-                <w:lang w:val="en"/>
-              </w:rPr>
               <w:t xml:space="preserve">UNTESTED (</w:t>
             </w:r>
             <w:r>
               <w:rPr>
                 <w:rStyle w:val="VerbatimChar"/>
-                <w:lang w:val="en"/>
               </w:rPr>
               <w:t xml:space="preserve">N/A</w:t>
             </w:r>
             <w:r>
-              <w:rPr>
-                <w:lang w:val="en"/>
-              </w:rPr>
               <w:t xml:space="preserve">)</w:t>
             </w:r>
           </w:p>
@@ -1719,7 +1291,6 @@
             <w:r>
               <w:rPr>
                 <w:rStyle w:val="VerbatimChar"/>
-                <w:lang w:val="en"/>
               </w:rPr>
               <w:t xml:space="preserve">workable-item-lifecycle</w:t>
             </w:r>
@@ -1732,22 +1303,15 @@
               <w:pStyle w:val="Compact"/>
             </w:pPr>
             <w:r>
-              <w:rPr>
-                <w:lang w:val="en"/>
-              </w:rPr>
               <w:t xml:space="preserve">SUPPORTED (</w:t>
             </w:r>
             <w:r>
               <w:rPr>
                 <w:rStyle w:val="VerbatimChar"/>
-                <w:lang w:val="en"/>
               </w:rPr>
               <w:t xml:space="preserve">.claude/skills/workable-item-lifecycle</w:t>
             </w:r>
             <w:r>
-              <w:rPr>
-                <w:lang w:val="en"/>
-              </w:rPr>
               <w:t xml:space="preserve">)</w:t>
             </w:r>
           </w:p>
@@ -1759,22 +1323,15 @@
               <w:pStyle w:val="Compact"/>
             </w:pPr>
             <w:r>
-              <w:rPr>
-                <w:lang w:val="en"/>
-              </w:rPr>
               <w:t xml:space="preserve">UNTESTED (</w:t>
             </w:r>
             <w:r>
               <w:rPr>
                 <w:rStyle w:val="VerbatimChar"/>
-                <w:lang w:val="en"/>
               </w:rPr>
               <w:t xml:space="preserve">N/A</w:t>
             </w:r>
             <w:r>
-              <w:rPr>
-                <w:lang w:val="en"/>
-              </w:rPr>
               <w:t xml:space="preserve">)</w:t>
             </w:r>
           </w:p>
@@ -1786,22 +1343,15 @@
               <w:pStyle w:val="Compact"/>
             </w:pPr>
             <w:r>
-              <w:rPr>
-                <w:lang w:val="en"/>
-              </w:rPr>
               <w:t xml:space="preserve">SUPPORTED (</w:t>
             </w:r>
             <w:r>
               <w:rPr>
                 <w:rStyle w:val="VerbatimChar"/>
-                <w:lang w:val="en"/>
               </w:rPr>
               <w:t xml:space="preserve">.claude/skills/workable-item-lifecycle (external tier)</w:t>
             </w:r>
             <w:r>
-              <w:rPr>
-                <w:lang w:val="en"/>
-              </w:rPr>
               <w:t xml:space="preserve">)</w:t>
             </w:r>
           </w:p>
@@ -1813,22 +1363,15 @@
               <w:pStyle w:val="Compact"/>
             </w:pPr>
             <w:r>
-              <w:rPr>
-                <w:lang w:val="en"/>
-              </w:rPr>
               <w:t xml:space="preserve">UNTESTED (</w:t>
             </w:r>
             <w:r>
               <w:rPr>
                 <w:rStyle w:val="VerbatimChar"/>
-                <w:lang w:val="en"/>
               </w:rPr>
               <w:t xml:space="preserve">N/A</w:t>
             </w:r>
             <w:r>
-              <w:rPr>
-                <w:lang w:val="en"/>
-              </w:rPr>
               <w:t xml:space="preserve">)</w:t>
             </w:r>
           </w:p>
@@ -1840,22 +1383,15 @@
               <w:pStyle w:val="Compact"/>
             </w:pPr>
             <w:r>
-              <w:rPr>
-                <w:lang w:val="en"/>
-              </w:rPr>
               <w:t xml:space="preserve">UNTESTED (</w:t>
             </w:r>
             <w:r>
               <w:rPr>
                 <w:rStyle w:val="VerbatimChar"/>
-                <w:lang w:val="en"/>
               </w:rPr>
               <w:t xml:space="preserve">N/A</w:t>
             </w:r>
             <w:r>
-              <w:rPr>
-                <w:lang w:val="en"/>
-              </w:rPr>
               <w:t xml:space="preserve">)</w:t>
             </w:r>
           </w:p>
@@ -1869,9 +1405,6 @@
         <w:pStyle w:val="Heading2"/>
       </w:pPr>
       <w:r>
-        <w:rPr>
-          <w:lang w:val="en"/>
-        </w:rPr>
         <w:t xml:space="preserve">Per-skill detail</w:t>
       </w:r>
     </w:p>
@@ -1883,7 +1416,6 @@
       <w:r>
         <w:rPr>
           <w:rStyle w:val="VerbatimChar"/>
-          <w:lang w:val="en"/>
         </w:rPr>
         <w:t xml:space="preserve">action-prefix-system</w:t>
       </w:r>
@@ -1900,20 +1432,15 @@
         <w:rPr>
           <w:b/>
           <w:bCs/>
-          <w:lang w:val="en"/>
         </w:rPr>
         <w:t xml:space="preserve">Owner (registrar):</w:t>
       </w:r>
       <w:r>
-        <w:rPr>
-          <w:lang w:val="en"/>
-        </w:rPr>
         <w:t xml:space="preserve"> </w:t>
       </w:r>
       <w:r>
         <w:rPr>
           <w:rStyle w:val="VerbatimChar"/>
-          <w:lang w:val="en"/>
         </w:rPr>
         <w:t xml:space="preserve">constitution</w:t>
       </w:r>
@@ -1930,20 +1457,15 @@
         <w:rPr>
           <w:b/>
           <w:bCs/>
-          <w:lang w:val="en"/>
         </w:rPr>
         <w:t xml:space="preserve">Manifest source:</w:t>
       </w:r>
       <w:r>
-        <w:rPr>
-          <w:lang w:val="en"/>
-        </w:rPr>
         <w:t xml:space="preserve"> </w:t>
       </w:r>
       <w:r>
         <w:rPr>
           <w:rStyle w:val="VerbatimChar"/>
-          <w:lang w:val="en"/>
         </w:rPr>
         <w:t xml:space="preserve">constitution/skills/action-prefix-system</w:t>
       </w:r>
@@ -1951,7 +1473,8 @@
     <w:tbl>
       <w:tblPr>
         <w:tblStyle w:val="Table"/>
-        <w:tblW w:type="auto" w:w="0"/>
+        <w:tblW w:type="pct" w:w="5000"/>
+        <w:tblLayout w:type="fixed"/>
         <w:tblLook w:firstRow="1" w:lastRow="0" w:firstColumn="0" w:lastColumn="0" w:noHBand="0" w:noVBand="0" w:val="0020"/>
       </w:tblPr>
       <w:tblGrid>
@@ -1971,9 +1494,6 @@
               <w:pStyle w:val="Compact"/>
             </w:pPr>
             <w:r>
-              <w:rPr>
-                <w:lang w:val="en"/>
-              </w:rPr>
               <w:t xml:space="preserve">Platform</w:t>
             </w:r>
           </w:p>
@@ -1985,9 +1505,6 @@
               <w:pStyle w:val="Compact"/>
             </w:pPr>
             <w:r>
-              <w:rPr>
-                <w:lang w:val="en"/>
-              </w:rPr>
               <w:t xml:space="preserve">Status</w:t>
             </w:r>
           </w:p>
@@ -1999,9 +1516,6 @@
               <w:pStyle w:val="Compact"/>
             </w:pPr>
             <w:r>
-              <w:rPr>
-                <w:lang w:val="en"/>
-              </w:rPr>
               <w:t xml:space="preserve">Loading path</w:t>
             </w:r>
           </w:p>
@@ -2013,9 +1527,6 @@
               <w:pStyle w:val="Compact"/>
             </w:pPr>
             <w:r>
-              <w:rPr>
-                <w:lang w:val="en"/>
-              </w:rPr>
               <w:t xml:space="preserve">Evidence / Note</w:t>
             </w:r>
           </w:p>
@@ -2029,9 +1540,6 @@
               <w:pStyle w:val="Compact"/>
             </w:pPr>
             <w:r>
-              <w:rPr>
-                <w:lang w:val="en"/>
-              </w:rPr>
               <w:t xml:space="preserve">Claude Code</w:t>
             </w:r>
           </w:p>
@@ -2043,9 +1551,6 @@
               <w:pStyle w:val="Compact"/>
             </w:pPr>
             <w:r>
-              <w:rPr>
-                <w:lang w:val="en"/>
-              </w:rPr>
               <w:t xml:space="preserve">SUPPORTED</w:t>
             </w:r>
           </w:p>
@@ -2059,7 +1564,6 @@
             <w:r>
               <w:rPr>
                 <w:rStyle w:val="VerbatimChar"/>
-                <w:lang w:val="en"/>
               </w:rPr>
               <w:t xml:space="preserve">.claude/skills/action-prefix-system</w:t>
             </w:r>
@@ -2072,25 +1576,19 @@
               <w:pStyle w:val="Compact"/>
             </w:pPr>
             <w:r>
-              <w:rPr>
-                <w:lang w:val="en"/>
-              </w:rPr>
-              <w:t xml:space="preserve">symlink, SKILL.md read 6515 bytes (resolves to the manifest-declared source). Live-probed 2026-09-23T00:35:58Z.</w:t>
-            </w:r>
-          </w:p>
-        </w:tc>
-      </w:tr>
-      <w:tr>
-        <w:tc>
-          <w:tcPr/>
-          <w:p>
-            <w:pPr>
-              <w:pStyle w:val="Compact"/>
-            </w:pPr>
-            <w:r>
-              <w:rPr>
-                <w:lang w:val="en"/>
-              </w:rPr>
+              <w:t xml:space="preserve">symlink, SKILL.md read 6515 bytes (resolves to the manifest-declared source). Live-probed 2026-09-23T07:14:24Z.</w:t>
+            </w:r>
+          </w:p>
+        </w:tc>
+      </w:tr>
+      <w:tr>
+        <w:tc>
+          <w:tcPr/>
+          <w:p>
+            <w:pPr>
+              <w:pStyle w:val="Compact"/>
+            </w:pPr>
+            <w:r>
               <w:t xml:space="preserve">OpenCode</w:t>
             </w:r>
           </w:p>
@@ -2102,9 +1600,6 @@
               <w:pStyle w:val="Compact"/>
             </w:pPr>
             <w:r>
-              <w:rPr>
-                <w:lang w:val="en"/>
-              </w:rPr>
               <w:t xml:space="preserve">UNTESTED</w:t>
             </w:r>
           </w:p>
@@ -2118,7 +1613,6 @@
             <w:r>
               <w:rPr>
                 <w:rStyle w:val="VerbatimChar"/>
-                <w:lang w:val="en"/>
               </w:rPr>
               <w:t xml:space="preserve">N/A</w:t>
             </w:r>
@@ -2131,35 +1625,22 @@
               <w:pStyle w:val="Compact"/>
             </w:pPr>
             <w:r>
-              <w:rPr>
-                <w:lang w:val="en"/>
-              </w:rPr>
               <w:t xml:space="preserve">No .opencode/skills/ directory exists in this checkout and no registrar (scripts/register_skills.sh only ever writes .claude/skills/) targets one — zero recorded loading path this cycle, tracked per §11.4.197. .opencode/ here carries only SpecKit</w:t>
             </w:r>
             <w:r>
-              <w:rPr>
-                <w:lang w:val="en"/>
-              </w:rPr>
               <w:t xml:space="preserve"> </w:t>
             </w:r>
             <w:r>
               <w:rPr>
                 <w:i/>
                 <w:iCs/>
-                <w:lang w:val="en"/>
               </w:rPr>
               <w:t xml:space="preserve">commands</w:t>
             </w:r>
             <w:r>
-              <w:rPr>
-                <w:lang w:val="en"/>
-              </w:rPr>
               <w:t xml:space="preserve"> </w:t>
             </w:r>
             <w:r>
-              <w:rPr>
-                <w:lang w:val="en"/>
-              </w:rPr>
               <w:t xml:space="preserve">(.opencode/commands/), not skills.</w:t>
             </w:r>
           </w:p>
@@ -2173,9 +1654,6 @@
               <w:pStyle w:val="Compact"/>
             </w:pPr>
             <w:r>
-              <w:rPr>
-                <w:lang w:val="en"/>
-              </w:rPr>
               <w:t xml:space="preserve">HelixCode</w:t>
             </w:r>
           </w:p>
@@ -2187,9 +1665,6 @@
               <w:pStyle w:val="Compact"/>
             </w:pPr>
             <w:r>
-              <w:rPr>
-                <w:lang w:val="en"/>
-              </w:rPr>
               <w:t xml:space="preserve">SUPPORTED</w:t>
             </w:r>
           </w:p>
@@ -2203,7 +1678,6 @@
             <w:r>
               <w:rPr>
                 <w:rStyle w:val="VerbatimChar"/>
-                <w:lang w:val="en"/>
               </w:rPr>
               <w:t xml:space="preserve">.claude/skills/action-prefix-system (external tier)</w:t>
             </w:r>
@@ -2216,25 +1690,31 @@
               <w:pStyle w:val="Compact"/>
             </w:pPr>
             <w:r>
-              <w:rPr>
-                <w:lang w:val="en"/>
-              </w:rPr>
-              <w:t xml:space="preserve">via external tier -&gt; .claude/skills/action-prefix-system. helix_code/internal/agent/skill_dirs.go ExternalSkillsDir() defaults to '.claude/skills' (config-injectable via HELIXCODE_EXTERNAL_SKILLS_DIR); the external tier's end-to-end load+list+invoke path is REAL-BINARY verified at qa-results/hxc159/helixcode_wire/20260922T190852Z/ (green_cli_e2e.txt). Honest boundary (§11.4.6, T-P5.05.4 in specs/001-helixskills-incorporation/tasks.md): the per-skill activation-allowlist/ceiling mechanism was NOT verifiable from within helix_code/'s own file scope this cycle — grep-confirmed zero Go implementation of a per-skill activation ceiling in this module.</w:t>
-            </w:r>
-          </w:p>
-        </w:tc>
-      </w:tr>
-      <w:tr>
-        <w:tc>
-          <w:tcPr/>
-          <w:p>
-            <w:pPr>
-              <w:pStyle w:val="Compact"/>
-            </w:pPr>
-            <w:r>
-              <w:rPr>
-                <w:lang w:val="en"/>
-              </w:rPr>
+              <w:t xml:space="preserve">via external tier -&gt; .claude/skills/action-prefix-system. helix_code/internal/agent/skill_dirs.go ExternalSkillsDir() defaults to</w:t>
+            </w:r>
+            <w:r>
+              <w:t xml:space="preserve"> </w:t>
+            </w:r>
+            <w:r>
+              <w:t xml:space="preserve">‘.claude/skills’</w:t>
+            </w:r>
+            <w:r>
+              <w:t xml:space="preserve"> </w:t>
+            </w:r>
+            <w:r>
+              <w:t xml:space="preserve">(config-injectable via HELIXCODE_EXTERNAL_SKILLS_DIR); the external tier’s end-to-end load+list+invoke path is REAL-BINARY verified at qa-results/hxc159/helixcode_wire/20260922T190852Z/ (green_cli_e2e.txt). Honest boundary (§11.4.6, T-P5.05.4 in specs/001-helixskills-incorporation/tasks.md): the per-skill activation-allowlist/ceiling mechanism was NOT verifiable from within helix_code/’s own file scope this cycle — grep-confirmed zero Go implementation of a per-skill activation ceiling in this module.</w:t>
+            </w:r>
+          </w:p>
+        </w:tc>
+      </w:tr>
+      <w:tr>
+        <w:tc>
+          <w:tcPr/>
+          <w:p>
+            <w:pPr>
+              <w:pStyle w:val="Compact"/>
+            </w:pPr>
+            <w:r>
               <w:t xml:space="preserve">Gemini CLI</w:t>
             </w:r>
           </w:p>
@@ -2246,9 +1726,6 @@
               <w:pStyle w:val="Compact"/>
             </w:pPr>
             <w:r>
-              <w:rPr>
-                <w:lang w:val="en"/>
-              </w:rPr>
               <w:t xml:space="preserve">UNTESTED</w:t>
             </w:r>
           </w:p>
@@ -2262,7 +1739,6 @@
             <w:r>
               <w:rPr>
                 <w:rStyle w:val="VerbatimChar"/>
-                <w:lang w:val="en"/>
               </w:rPr>
               <w:t xml:space="preserve">N/A</w:t>
             </w:r>
@@ -2275,25 +1751,19 @@
               <w:pStyle w:val="Compact"/>
             </w:pPr>
             <w:r>
-              <w:rPr>
-                <w:lang w:val="en"/>
-              </w:rPr>
-              <w:t xml:space="preserve">No .gemini/skills/ directory exists in this checkout (only .gemini/commands/, unrelated to the Agent-Skill format) and no registrar targets one — zero recorded loading path this cycle, tracked per §11.4.197 (the exact G1 gap the constitution's own §11.4.228 forensic anchor names for this platform).</w:t>
-            </w:r>
-          </w:p>
-        </w:tc>
-      </w:tr>
-      <w:tr>
-        <w:tc>
-          <w:tcPr/>
-          <w:p>
-            <w:pPr>
-              <w:pStyle w:val="Compact"/>
-            </w:pPr>
-            <w:r>
-              <w:rPr>
-                <w:lang w:val="en"/>
-              </w:rPr>
+              <w:t xml:space="preserve">No .gemini/skills/ directory exists in this checkout (only .gemini/commands/, unrelated to the Agent-Skill format) and no registrar targets one — zero recorded loading path this cycle, tracked per §11.4.197 (the exact G1 gap the constitution’s own §11.4.228 forensic anchor names for this platform).</w:t>
+            </w:r>
+          </w:p>
+        </w:tc>
+      </w:tr>
+      <w:tr>
+        <w:tc>
+          <w:tcPr/>
+          <w:p>
+            <w:pPr>
+              <w:pStyle w:val="Compact"/>
+            </w:pPr>
+            <w:r>
               <w:t xml:space="preserve">Qwen Code</w:t>
             </w:r>
           </w:p>
@@ -2305,9 +1775,6 @@
               <w:pStyle w:val="Compact"/>
             </w:pPr>
             <w:r>
-              <w:rPr>
-                <w:lang w:val="en"/>
-              </w:rPr>
               <w:t xml:space="preserve">UNTESTED</w:t>
             </w:r>
           </w:p>
@@ -2321,7 +1788,6 @@
             <w:r>
               <w:rPr>
                 <w:rStyle w:val="VerbatimChar"/>
-                <w:lang w:val="en"/>
               </w:rPr>
               <w:t xml:space="preserve">N/A</w:t>
             </w:r>
@@ -2334,10 +1800,7 @@
               <w:pStyle w:val="Compact"/>
             </w:pPr>
             <w:r>
-              <w:rPr>
-                <w:lang w:val="en"/>
-              </w:rPr>
-              <w:t xml:space="preserve">No .qwen/skills/ directory exists in this checkout (only .qwen/commands/ + .qwen/settings.json, unrelated to the Agent-Skill format) and no registrar targets one — zero recorded loading path this cycle, tracked per §11.4.197 (the exact G1 gap the constitution's own §11.4.228 forensic anchor names for this platform).</w:t>
+              <w:t xml:space="preserve">No .qwen/skills/ directory exists in this checkout (only .qwen/commands/ + .qwen/settings.json, unrelated to the Agent-Skill format) and no registrar targets one — zero recorded loading path this cycle, tracked per §11.4.197 (the exact G1 gap the constitution’s own §11.4.228 forensic anchor names for this platform).</w:t>
             </w:r>
           </w:p>
         </w:tc>
@@ -2352,7 +1815,6 @@
       <w:r>
         <w:rPr>
           <w:rStyle w:val="VerbatimChar"/>
-          <w:lang w:val="en"/>
         </w:rPr>
         <w:t xml:space="preserve">media-validator</w:t>
       </w:r>
@@ -2369,20 +1831,15 @@
         <w:rPr>
           <w:b/>
           <w:bCs/>
-          <w:lang w:val="en"/>
         </w:rPr>
         <w:t xml:space="preserve">Owner (registrar):</w:t>
       </w:r>
       <w:r>
-        <w:rPr>
-          <w:lang w:val="en"/>
-        </w:rPr>
         <w:t xml:space="preserve"> </w:t>
       </w:r>
       <w:r>
         <w:rPr>
           <w:rStyle w:val="VerbatimChar"/>
-          <w:lang w:val="en"/>
         </w:rPr>
         <w:t xml:space="preserve">constitution</w:t>
       </w:r>
@@ -2399,20 +1856,15 @@
         <w:rPr>
           <w:b/>
           <w:bCs/>
-          <w:lang w:val="en"/>
         </w:rPr>
         <w:t xml:space="preserve">Manifest source:</w:t>
       </w:r>
       <w:r>
-        <w:rPr>
-          <w:lang w:val="en"/>
-        </w:rPr>
         <w:t xml:space="preserve"> </w:t>
       </w:r>
       <w:r>
         <w:rPr>
           <w:rStyle w:val="VerbatimChar"/>
-          <w:lang w:val="en"/>
         </w:rPr>
         <w:t xml:space="preserve">constitution/skills/media-validator</w:t>
       </w:r>
@@ -2420,7 +1872,8 @@
     <w:tbl>
       <w:tblPr>
         <w:tblStyle w:val="Table"/>
-        <w:tblW w:type="auto" w:w="0"/>
+        <w:tblW w:type="pct" w:w="5000"/>
+        <w:tblLayout w:type="fixed"/>
         <w:tblLook w:firstRow="1" w:lastRow="0" w:firstColumn="0" w:lastColumn="0" w:noHBand="0" w:noVBand="0" w:val="0020"/>
       </w:tblPr>
       <w:tblGrid>
@@ -2440,9 +1893,6 @@
               <w:pStyle w:val="Compact"/>
             </w:pPr>
             <w:r>
-              <w:rPr>
-                <w:lang w:val="en"/>
-              </w:rPr>
               <w:t xml:space="preserve">Platform</w:t>
             </w:r>
           </w:p>
@@ -2454,9 +1904,6 @@
               <w:pStyle w:val="Compact"/>
             </w:pPr>
             <w:r>
-              <w:rPr>
-                <w:lang w:val="en"/>
-              </w:rPr>
               <w:t xml:space="preserve">Status</w:t>
             </w:r>
           </w:p>
@@ -2468,9 +1915,6 @@
               <w:pStyle w:val="Compact"/>
             </w:pPr>
             <w:r>
-              <w:rPr>
-                <w:lang w:val="en"/>
-              </w:rPr>
               <w:t xml:space="preserve">Loading path</w:t>
             </w:r>
           </w:p>
@@ -2482,9 +1926,6 @@
               <w:pStyle w:val="Compact"/>
             </w:pPr>
             <w:r>
-              <w:rPr>
-                <w:lang w:val="en"/>
-              </w:rPr>
               <w:t xml:space="preserve">Evidence / Note</w:t>
             </w:r>
           </w:p>
@@ -2498,9 +1939,6 @@
               <w:pStyle w:val="Compact"/>
             </w:pPr>
             <w:r>
-              <w:rPr>
-                <w:lang w:val="en"/>
-              </w:rPr>
               <w:t xml:space="preserve">Claude Code</w:t>
             </w:r>
           </w:p>
@@ -2512,23 +1950,19 @@
               <w:pStyle w:val="Compact"/>
             </w:pPr>
             <w:r>
-              <w:rPr>
-                <w:lang w:val="en"/>
-              </w:rPr>
-              <w:t xml:space="preserve">CONFIG-ONLY</w:t>
-            </w:r>
-          </w:p>
-        </w:tc>
-        <w:tc>
-          <w:tcPr/>
-          <w:p>
-            <w:pPr>
-              <w:pStyle w:val="Compact"/>
-            </w:pPr>
-            <w:r>
-              <w:rPr>
-                <w:rStyle w:val="VerbatimChar"/>
-                <w:lang w:val="en"/>
+              <w:t xml:space="preserve">SUPPORTED</w:t>
+            </w:r>
+          </w:p>
+        </w:tc>
+        <w:tc>
+          <w:tcPr/>
+          <w:p>
+            <w:pPr>
+              <w:pStyle w:val="Compact"/>
+            </w:pPr>
+            <w:r>
+              <w:rPr>
+                <w:rStyle w:val="VerbatimChar"/>
               </w:rPr>
               <w:t xml:space="preserve">.claude/skills/media-validator</w:t>
             </w:r>
@@ -2541,25 +1975,19 @@
               <w:pStyle w:val="Compact"/>
             </w:pPr>
             <w:r>
-              <w:rPr>
-                <w:lang w:val="en"/>
-              </w:rPr>
-              <w:t xml:space="preserve">declared in scripts/skills_manifest.tsv; not present at .claude/skills/media-validator this run (live probe, 2026-09-23T00:35:58Z).</w:t>
-            </w:r>
-          </w:p>
-        </w:tc>
-      </w:tr>
-      <w:tr>
-        <w:tc>
-          <w:tcPr/>
-          <w:p>
-            <w:pPr>
-              <w:pStyle w:val="Compact"/>
-            </w:pPr>
-            <w:r>
-              <w:rPr>
-                <w:lang w:val="en"/>
-              </w:rPr>
+              <w:t xml:space="preserve">symlink, SKILL.md read 1111 bytes (resolves to the manifest-declared source). Live-probed 2026-09-23T07:14:24Z.</w:t>
+            </w:r>
+          </w:p>
+        </w:tc>
+      </w:tr>
+      <w:tr>
+        <w:tc>
+          <w:tcPr/>
+          <w:p>
+            <w:pPr>
+              <w:pStyle w:val="Compact"/>
+            </w:pPr>
+            <w:r>
               <w:t xml:space="preserve">OpenCode</w:t>
             </w:r>
           </w:p>
@@ -2571,9 +1999,6 @@
               <w:pStyle w:val="Compact"/>
             </w:pPr>
             <w:r>
-              <w:rPr>
-                <w:lang w:val="en"/>
-              </w:rPr>
               <w:t xml:space="preserve">UNTESTED</w:t>
             </w:r>
           </w:p>
@@ -2587,7 +2012,6 @@
             <w:r>
               <w:rPr>
                 <w:rStyle w:val="VerbatimChar"/>
-                <w:lang w:val="en"/>
               </w:rPr>
               <w:t xml:space="preserve">N/A</w:t>
             </w:r>
@@ -2600,35 +2024,22 @@
               <w:pStyle w:val="Compact"/>
             </w:pPr>
             <w:r>
-              <w:rPr>
-                <w:lang w:val="en"/>
-              </w:rPr>
               <w:t xml:space="preserve">No .opencode/skills/ directory exists in this checkout and no registrar (scripts/register_skills.sh only ever writes .claude/skills/) targets one — zero recorded loading path this cycle, tracked per §11.4.197. .opencode/ here carries only SpecKit</w:t>
             </w:r>
             <w:r>
-              <w:rPr>
-                <w:lang w:val="en"/>
-              </w:rPr>
               <w:t xml:space="preserve"> </w:t>
             </w:r>
             <w:r>
               <w:rPr>
                 <w:i/>
                 <w:iCs/>
-                <w:lang w:val="en"/>
               </w:rPr>
               <w:t xml:space="preserve">commands</w:t>
             </w:r>
             <w:r>
-              <w:rPr>
-                <w:lang w:val="en"/>
-              </w:rPr>
               <w:t xml:space="preserve"> </w:t>
             </w:r>
             <w:r>
-              <w:rPr>
-                <w:lang w:val="en"/>
-              </w:rPr>
               <w:t xml:space="preserve">(.opencode/commands/), not skills.</w:t>
             </w:r>
           </w:p>
@@ -2642,9 +2053,6 @@
               <w:pStyle w:val="Compact"/>
             </w:pPr>
             <w:r>
-              <w:rPr>
-                <w:lang w:val="en"/>
-              </w:rPr>
               <w:t xml:space="preserve">HelixCode</w:t>
             </w:r>
           </w:p>
@@ -2656,23 +2064,19 @@
               <w:pStyle w:val="Compact"/>
             </w:pPr>
             <w:r>
-              <w:rPr>
-                <w:lang w:val="en"/>
-              </w:rPr>
-              <w:t xml:space="preserve">CONFIG-ONLY</w:t>
-            </w:r>
-          </w:p>
-        </w:tc>
-        <w:tc>
-          <w:tcPr/>
-          <w:p>
-            <w:pPr>
-              <w:pStyle w:val="Compact"/>
-            </w:pPr>
-            <w:r>
-              <w:rPr>
-                <w:rStyle w:val="VerbatimChar"/>
-                <w:lang w:val="en"/>
+              <w:t xml:space="preserve">SUPPORTED</w:t>
+            </w:r>
+          </w:p>
+        </w:tc>
+        <w:tc>
+          <w:tcPr/>
+          <w:p>
+            <w:pPr>
+              <w:pStyle w:val="Compact"/>
+            </w:pPr>
+            <w:r>
+              <w:rPr>
+                <w:rStyle w:val="VerbatimChar"/>
               </w:rPr>
               <w:t xml:space="preserve">.claude/skills/media-validator (external tier)</w:t>
             </w:r>
@@ -2685,25 +2089,31 @@
               <w:pStyle w:val="Compact"/>
             </w:pPr>
             <w:r>
-              <w:rPr>
-                <w:lang w:val="en"/>
-              </w:rPr>
-              <w:t xml:space="preserve">external tier defaults to .claude/skills/media-validator (config-injectable via HELIXCODE_EXTERNAL_SKILLS_DIR); that directory does not currently carry this skill (declared in scripts/skills_manifest.tsv; not present at .claude/skills/media-validator this run (live probe, 2026-09-23T00:35:58Z).). helix_code/internal/agent/skill_dirs.go ExternalSkillsDir() defaults to '.claude/skills' (config-injectable via HELIXCODE_EXTERNAL_SKILLS_DIR); the external tier's end-to-end load+list+invoke path is REAL-BINARY verified at qa-results/hxc159/helixcode_wire/20260922T190852Z/ (green_cli_e2e.txt). Honest boundary (§11.4.6, T-P5.05.4 in specs/001-helixskills-incorporation/tasks.md): the per-skill activation-allowlist/ceiling mechanism was NOT verifiable from within helix_code/'s own file scope this cycle — grep-confirmed zero Go implementation of a per-skill activation ceiling in this module.</w:t>
-            </w:r>
-          </w:p>
-        </w:tc>
-      </w:tr>
-      <w:tr>
-        <w:tc>
-          <w:tcPr/>
-          <w:p>
-            <w:pPr>
-              <w:pStyle w:val="Compact"/>
-            </w:pPr>
-            <w:r>
-              <w:rPr>
-                <w:lang w:val="en"/>
-              </w:rPr>
+              <w:t xml:space="preserve">via external tier -&gt; .claude/skills/media-validator. helix_code/internal/agent/skill_dirs.go ExternalSkillsDir() defaults to</w:t>
+            </w:r>
+            <w:r>
+              <w:t xml:space="preserve"> </w:t>
+            </w:r>
+            <w:r>
+              <w:t xml:space="preserve">‘.claude/skills’</w:t>
+            </w:r>
+            <w:r>
+              <w:t xml:space="preserve"> </w:t>
+            </w:r>
+            <w:r>
+              <w:t xml:space="preserve">(config-injectable via HELIXCODE_EXTERNAL_SKILLS_DIR); the external tier’s end-to-end load+list+invoke path is REAL-BINARY verified at qa-results/hxc159/helixcode_wire/20260922T190852Z/ (green_cli_e2e.txt). Honest boundary (§11.4.6, T-P5.05.4 in specs/001-helixskills-incorporation/tasks.md): the per-skill activation-allowlist/ceiling mechanism was NOT verifiable from within helix_code/’s own file scope this cycle — grep-confirmed zero Go implementation of a per-skill activation ceiling in this module.</w:t>
+            </w:r>
+          </w:p>
+        </w:tc>
+      </w:tr>
+      <w:tr>
+        <w:tc>
+          <w:tcPr/>
+          <w:p>
+            <w:pPr>
+              <w:pStyle w:val="Compact"/>
+            </w:pPr>
+            <w:r>
               <w:t xml:space="preserve">Gemini CLI</w:t>
             </w:r>
           </w:p>
@@ -2715,9 +2125,6 @@
               <w:pStyle w:val="Compact"/>
             </w:pPr>
             <w:r>
-              <w:rPr>
-                <w:lang w:val="en"/>
-              </w:rPr>
               <w:t xml:space="preserve">UNTESTED</w:t>
             </w:r>
           </w:p>
@@ -2731,7 +2138,6 @@
             <w:r>
               <w:rPr>
                 <w:rStyle w:val="VerbatimChar"/>
-                <w:lang w:val="en"/>
               </w:rPr>
               <w:t xml:space="preserve">N/A</w:t>
             </w:r>
@@ -2744,25 +2150,19 @@
               <w:pStyle w:val="Compact"/>
             </w:pPr>
             <w:r>
-              <w:rPr>
-                <w:lang w:val="en"/>
-              </w:rPr>
-              <w:t xml:space="preserve">No .gemini/skills/ directory exists in this checkout (only .gemini/commands/, unrelated to the Agent-Skill format) and no registrar targets one — zero recorded loading path this cycle, tracked per §11.4.197 (the exact G1 gap the constitution's own §11.4.228 forensic anchor names for this platform).</w:t>
-            </w:r>
-          </w:p>
-        </w:tc>
-      </w:tr>
-      <w:tr>
-        <w:tc>
-          <w:tcPr/>
-          <w:p>
-            <w:pPr>
-              <w:pStyle w:val="Compact"/>
-            </w:pPr>
-            <w:r>
-              <w:rPr>
-                <w:lang w:val="en"/>
-              </w:rPr>
+              <w:t xml:space="preserve">No .gemini/skills/ directory exists in this checkout (only .gemini/commands/, unrelated to the Agent-Skill format) and no registrar targets one — zero recorded loading path this cycle, tracked per §11.4.197 (the exact G1 gap the constitution’s own §11.4.228 forensic anchor names for this platform).</w:t>
+            </w:r>
+          </w:p>
+        </w:tc>
+      </w:tr>
+      <w:tr>
+        <w:tc>
+          <w:tcPr/>
+          <w:p>
+            <w:pPr>
+              <w:pStyle w:val="Compact"/>
+            </w:pPr>
+            <w:r>
               <w:t xml:space="preserve">Qwen Code</w:t>
             </w:r>
           </w:p>
@@ -2774,9 +2174,6 @@
               <w:pStyle w:val="Compact"/>
             </w:pPr>
             <w:r>
-              <w:rPr>
-                <w:lang w:val="en"/>
-              </w:rPr>
               <w:t xml:space="preserve">UNTESTED</w:t>
             </w:r>
           </w:p>
@@ -2790,7 +2187,6 @@
             <w:r>
               <w:rPr>
                 <w:rStyle w:val="VerbatimChar"/>
-                <w:lang w:val="en"/>
               </w:rPr>
               <w:t xml:space="preserve">N/A</w:t>
             </w:r>
@@ -2803,10 +2199,7 @@
               <w:pStyle w:val="Compact"/>
             </w:pPr>
             <w:r>
-              <w:rPr>
-                <w:lang w:val="en"/>
-              </w:rPr>
-              <w:t xml:space="preserve">No .qwen/skills/ directory exists in this checkout (only .qwen/commands/ + .qwen/settings.json, unrelated to the Agent-Skill format) and no registrar targets one — zero recorded loading path this cycle, tracked per §11.4.197 (the exact G1 gap the constitution's own §11.4.228 forensic anchor names for this platform).</w:t>
+              <w:t xml:space="preserve">No .qwen/skills/ directory exists in this checkout (only .qwen/commands/ + .qwen/settings.json, unrelated to the Agent-Skill format) and no registrar targets one — zero recorded loading path this cycle, tracked per §11.4.197 (the exact G1 gap the constitution’s own §11.4.228 forensic anchor names for this platform).</w:t>
             </w:r>
           </w:p>
         </w:tc>
@@ -2821,7 +2214,6 @@
       <w:r>
         <w:rPr>
           <w:rStyle w:val="VerbatimChar"/>
-          <w:lang w:val="en"/>
         </w:rPr>
         <w:t xml:space="preserve">multitrack</w:t>
       </w:r>
@@ -2838,20 +2230,15 @@
         <w:rPr>
           <w:b/>
           <w:bCs/>
-          <w:lang w:val="en"/>
         </w:rPr>
         <w:t xml:space="preserve">Owner (registrar):</w:t>
       </w:r>
       <w:r>
-        <w:rPr>
-          <w:lang w:val="en"/>
-        </w:rPr>
         <w:t xml:space="preserve"> </w:t>
       </w:r>
       <w:r>
         <w:rPr>
           <w:rStyle w:val="VerbatimChar"/>
-          <w:lang w:val="en"/>
         </w:rPr>
         <w:t xml:space="preserve">constitution</w:t>
       </w:r>
@@ -2868,20 +2255,15 @@
         <w:rPr>
           <w:b/>
           <w:bCs/>
-          <w:lang w:val="en"/>
         </w:rPr>
         <w:t xml:space="preserve">Manifest source:</w:t>
       </w:r>
       <w:r>
-        <w:rPr>
-          <w:lang w:val="en"/>
-        </w:rPr>
         <w:t xml:space="preserve"> </w:t>
       </w:r>
       <w:r>
         <w:rPr>
           <w:rStyle w:val="VerbatimChar"/>
-          <w:lang w:val="en"/>
         </w:rPr>
         <w:t xml:space="preserve">constitution/skills/multitrack</w:t>
       </w:r>
@@ -2889,7 +2271,8 @@
     <w:tbl>
       <w:tblPr>
         <w:tblStyle w:val="Table"/>
-        <w:tblW w:type="auto" w:w="0"/>
+        <w:tblW w:type="pct" w:w="5000"/>
+        <w:tblLayout w:type="fixed"/>
         <w:tblLook w:firstRow="1" w:lastRow="0" w:firstColumn="0" w:lastColumn="0" w:noHBand="0" w:noVBand="0" w:val="0020"/>
       </w:tblPr>
       <w:tblGrid>
@@ -2909,9 +2292,6 @@
               <w:pStyle w:val="Compact"/>
             </w:pPr>
             <w:r>
-              <w:rPr>
-                <w:lang w:val="en"/>
-              </w:rPr>
               <w:t xml:space="preserve">Platform</w:t>
             </w:r>
           </w:p>
@@ -2923,9 +2303,6 @@
               <w:pStyle w:val="Compact"/>
             </w:pPr>
             <w:r>
-              <w:rPr>
-                <w:lang w:val="en"/>
-              </w:rPr>
               <w:t xml:space="preserve">Status</w:t>
             </w:r>
           </w:p>
@@ -2937,9 +2314,6 @@
               <w:pStyle w:val="Compact"/>
             </w:pPr>
             <w:r>
-              <w:rPr>
-                <w:lang w:val="en"/>
-              </w:rPr>
               <w:t xml:space="preserve">Loading path</w:t>
             </w:r>
           </w:p>
@@ -2951,9 +2325,6 @@
               <w:pStyle w:val="Compact"/>
             </w:pPr>
             <w:r>
-              <w:rPr>
-                <w:lang w:val="en"/>
-              </w:rPr>
               <w:t xml:space="preserve">Evidence / Note</w:t>
             </w:r>
           </w:p>
@@ -2967,9 +2338,6 @@
               <w:pStyle w:val="Compact"/>
             </w:pPr>
             <w:r>
-              <w:rPr>
-                <w:lang w:val="en"/>
-              </w:rPr>
               <w:t xml:space="preserve">Claude Code</w:t>
             </w:r>
           </w:p>
@@ -2981,23 +2349,19 @@
               <w:pStyle w:val="Compact"/>
             </w:pPr>
             <w:r>
-              <w:rPr>
-                <w:lang w:val="en"/>
-              </w:rPr>
-              <w:t xml:space="preserve">CONFIG-ONLY</w:t>
-            </w:r>
-          </w:p>
-        </w:tc>
-        <w:tc>
-          <w:tcPr/>
-          <w:p>
-            <w:pPr>
-              <w:pStyle w:val="Compact"/>
-            </w:pPr>
-            <w:r>
-              <w:rPr>
-                <w:rStyle w:val="VerbatimChar"/>
-                <w:lang w:val="en"/>
+              <w:t xml:space="preserve">SUPPORTED</w:t>
+            </w:r>
+          </w:p>
+        </w:tc>
+        <w:tc>
+          <w:tcPr/>
+          <w:p>
+            <w:pPr>
+              <w:pStyle w:val="Compact"/>
+            </w:pPr>
+            <w:r>
+              <w:rPr>
+                <w:rStyle w:val="VerbatimChar"/>
               </w:rPr>
               <w:t xml:space="preserve">.claude/skills/multitrack</w:t>
             </w:r>
@@ -3010,25 +2374,19 @@
               <w:pStyle w:val="Compact"/>
             </w:pPr>
             <w:r>
-              <w:rPr>
-                <w:lang w:val="en"/>
-              </w:rPr>
-              <w:t xml:space="preserve">declared in scripts/skills_manifest.tsv; not present at .claude/skills/multitrack this run (live probe, 2026-09-23T00:35:58Z).</w:t>
-            </w:r>
-          </w:p>
-        </w:tc>
-      </w:tr>
-      <w:tr>
-        <w:tc>
-          <w:tcPr/>
-          <w:p>
-            <w:pPr>
-              <w:pStyle w:val="Compact"/>
-            </w:pPr>
-            <w:r>
-              <w:rPr>
-                <w:lang w:val="en"/>
-              </w:rPr>
+              <w:t xml:space="preserve">symlink, SKILL.md read 1965 bytes (resolves to the manifest-declared source). Live-probed 2026-09-23T07:14:24Z.</w:t>
+            </w:r>
+          </w:p>
+        </w:tc>
+      </w:tr>
+      <w:tr>
+        <w:tc>
+          <w:tcPr/>
+          <w:p>
+            <w:pPr>
+              <w:pStyle w:val="Compact"/>
+            </w:pPr>
+            <w:r>
               <w:t xml:space="preserve">OpenCode</w:t>
             </w:r>
           </w:p>
@@ -3040,9 +2398,6 @@
               <w:pStyle w:val="Compact"/>
             </w:pPr>
             <w:r>
-              <w:rPr>
-                <w:lang w:val="en"/>
-              </w:rPr>
               <w:t xml:space="preserve">UNTESTED</w:t>
             </w:r>
           </w:p>
@@ -3056,7 +2411,6 @@
             <w:r>
               <w:rPr>
                 <w:rStyle w:val="VerbatimChar"/>
-                <w:lang w:val="en"/>
               </w:rPr>
               <w:t xml:space="preserve">N/A</w:t>
             </w:r>
@@ -3069,35 +2423,22 @@
               <w:pStyle w:val="Compact"/>
             </w:pPr>
             <w:r>
-              <w:rPr>
-                <w:lang w:val="en"/>
-              </w:rPr>
               <w:t xml:space="preserve">No .opencode/skills/ directory exists in this checkout and no registrar (scripts/register_skills.sh only ever writes .claude/skills/) targets one — zero recorded loading path this cycle, tracked per §11.4.197. .opencode/ here carries only SpecKit</w:t>
             </w:r>
             <w:r>
-              <w:rPr>
-                <w:lang w:val="en"/>
-              </w:rPr>
               <w:t xml:space="preserve"> </w:t>
             </w:r>
             <w:r>
               <w:rPr>
                 <w:i/>
                 <w:iCs/>
-                <w:lang w:val="en"/>
               </w:rPr>
               <w:t xml:space="preserve">commands</w:t>
             </w:r>
             <w:r>
-              <w:rPr>
-                <w:lang w:val="en"/>
-              </w:rPr>
               <w:t xml:space="preserve"> </w:t>
             </w:r>
             <w:r>
-              <w:rPr>
-                <w:lang w:val="en"/>
-              </w:rPr>
               <w:t xml:space="preserve">(.opencode/commands/), not skills.</w:t>
             </w:r>
           </w:p>
@@ -3111,9 +2452,6 @@
               <w:pStyle w:val="Compact"/>
             </w:pPr>
             <w:r>
-              <w:rPr>
-                <w:lang w:val="en"/>
-              </w:rPr>
               <w:t xml:space="preserve">HelixCode</w:t>
             </w:r>
           </w:p>
@@ -3125,23 +2463,19 @@
               <w:pStyle w:val="Compact"/>
             </w:pPr>
             <w:r>
-              <w:rPr>
-                <w:lang w:val="en"/>
-              </w:rPr>
-              <w:t xml:space="preserve">CONFIG-ONLY</w:t>
-            </w:r>
-          </w:p>
-        </w:tc>
-        <w:tc>
-          <w:tcPr/>
-          <w:p>
-            <w:pPr>
-              <w:pStyle w:val="Compact"/>
-            </w:pPr>
-            <w:r>
-              <w:rPr>
-                <w:rStyle w:val="VerbatimChar"/>
-                <w:lang w:val="en"/>
+              <w:t xml:space="preserve">SUPPORTED</w:t>
+            </w:r>
+          </w:p>
+        </w:tc>
+        <w:tc>
+          <w:tcPr/>
+          <w:p>
+            <w:pPr>
+              <w:pStyle w:val="Compact"/>
+            </w:pPr>
+            <w:r>
+              <w:rPr>
+                <w:rStyle w:val="VerbatimChar"/>
               </w:rPr>
               <w:t xml:space="preserve">.claude/skills/multitrack (external tier)</w:t>
             </w:r>
@@ -3154,25 +2488,31 @@
               <w:pStyle w:val="Compact"/>
             </w:pPr>
             <w:r>
-              <w:rPr>
-                <w:lang w:val="en"/>
-              </w:rPr>
-              <w:t xml:space="preserve">external tier defaults to .claude/skills/multitrack (config-injectable via HELIXCODE_EXTERNAL_SKILLS_DIR); that directory does not currently carry this skill (declared in scripts/skills_manifest.tsv; not present at .claude/skills/multitrack this run (live probe, 2026-09-23T00:35:58Z).). helix_code/internal/agent/skill_dirs.go ExternalSkillsDir() defaults to '.claude/skills' (config-injectable via HELIXCODE_EXTERNAL_SKILLS_DIR); the external tier's end-to-end load+list+invoke path is REAL-BINARY verified at qa-results/hxc159/helixcode_wire/20260922T190852Z/ (green_cli_e2e.txt). Honest boundary (§11.4.6, T-P5.05.4 in specs/001-helixskills-incorporation/tasks.md): the per-skill activation-allowlist/ceiling mechanism was NOT verifiable from within helix_code/'s own file scope this cycle — grep-confirmed zero Go implementation of a per-skill activation ceiling in this module.</w:t>
-            </w:r>
-          </w:p>
-        </w:tc>
-      </w:tr>
-      <w:tr>
-        <w:tc>
-          <w:tcPr/>
-          <w:p>
-            <w:pPr>
-              <w:pStyle w:val="Compact"/>
-            </w:pPr>
-            <w:r>
-              <w:rPr>
-                <w:lang w:val="en"/>
-              </w:rPr>
+              <w:t xml:space="preserve">via external tier -&gt; .claude/skills/multitrack. helix_code/internal/agent/skill_dirs.go ExternalSkillsDir() defaults to</w:t>
+            </w:r>
+            <w:r>
+              <w:t xml:space="preserve"> </w:t>
+            </w:r>
+            <w:r>
+              <w:t xml:space="preserve">‘.claude/skills’</w:t>
+            </w:r>
+            <w:r>
+              <w:t xml:space="preserve"> </w:t>
+            </w:r>
+            <w:r>
+              <w:t xml:space="preserve">(config-injectable via HELIXCODE_EXTERNAL_SKILLS_DIR); the external tier’s end-to-end load+list+invoke path is REAL-BINARY verified at qa-results/hxc159/helixcode_wire/20260922T190852Z/ (green_cli_e2e.txt). Honest boundary (§11.4.6, T-P5.05.4 in specs/001-helixskills-incorporation/tasks.md): the per-skill activation-allowlist/ceiling mechanism was NOT verifiable from within helix_code/’s own file scope this cycle — grep-confirmed zero Go implementation of a per-skill activation ceiling in this module.</w:t>
+            </w:r>
+          </w:p>
+        </w:tc>
+      </w:tr>
+      <w:tr>
+        <w:tc>
+          <w:tcPr/>
+          <w:p>
+            <w:pPr>
+              <w:pStyle w:val="Compact"/>
+            </w:pPr>
+            <w:r>
               <w:t xml:space="preserve">Gemini CLI</w:t>
             </w:r>
           </w:p>
@@ -3184,9 +2524,6 @@
               <w:pStyle w:val="Compact"/>
             </w:pPr>
             <w:r>
-              <w:rPr>
-                <w:lang w:val="en"/>
-              </w:rPr>
               <w:t xml:space="preserve">UNTESTED</w:t>
             </w:r>
           </w:p>
@@ -3200,7 +2537,6 @@
             <w:r>
               <w:rPr>
                 <w:rStyle w:val="VerbatimChar"/>
-                <w:lang w:val="en"/>
               </w:rPr>
               <w:t xml:space="preserve">N/A</w:t>
             </w:r>
@@ -3213,25 +2549,19 @@
               <w:pStyle w:val="Compact"/>
             </w:pPr>
             <w:r>
-              <w:rPr>
-                <w:lang w:val="en"/>
-              </w:rPr>
-              <w:t xml:space="preserve">No .gemini/skills/ directory exists in this checkout (only .gemini/commands/, unrelated to the Agent-Skill format) and no registrar targets one — zero recorded loading path this cycle, tracked per §11.4.197 (the exact G1 gap the constitution's own §11.4.228 forensic anchor names for this platform).</w:t>
-            </w:r>
-          </w:p>
-        </w:tc>
-      </w:tr>
-      <w:tr>
-        <w:tc>
-          <w:tcPr/>
-          <w:p>
-            <w:pPr>
-              <w:pStyle w:val="Compact"/>
-            </w:pPr>
-            <w:r>
-              <w:rPr>
-                <w:lang w:val="en"/>
-              </w:rPr>
+              <w:t xml:space="preserve">No .gemini/skills/ directory exists in this checkout (only .gemini/commands/, unrelated to the Agent-Skill format) and no registrar targets one — zero recorded loading path this cycle, tracked per §11.4.197 (the exact G1 gap the constitution’s own §11.4.228 forensic anchor names for this platform).</w:t>
+            </w:r>
+          </w:p>
+        </w:tc>
+      </w:tr>
+      <w:tr>
+        <w:tc>
+          <w:tcPr/>
+          <w:p>
+            <w:pPr>
+              <w:pStyle w:val="Compact"/>
+            </w:pPr>
+            <w:r>
               <w:t xml:space="preserve">Qwen Code</w:t>
             </w:r>
           </w:p>
@@ -3243,9 +2573,6 @@
               <w:pStyle w:val="Compact"/>
             </w:pPr>
             <w:r>
-              <w:rPr>
-                <w:lang w:val="en"/>
-              </w:rPr>
               <w:t xml:space="preserve">UNTESTED</w:t>
             </w:r>
           </w:p>
@@ -3259,7 +2586,6 @@
             <w:r>
               <w:rPr>
                 <w:rStyle w:val="VerbatimChar"/>
-                <w:lang w:val="en"/>
               </w:rPr>
               <w:t xml:space="preserve">N/A</w:t>
             </w:r>
@@ -3272,10 +2598,7 @@
               <w:pStyle w:val="Compact"/>
             </w:pPr>
             <w:r>
-              <w:rPr>
-                <w:lang w:val="en"/>
-              </w:rPr>
-              <w:t xml:space="preserve">No .qwen/skills/ directory exists in this checkout (only .qwen/commands/ + .qwen/settings.json, unrelated to the Agent-Skill format) and no registrar targets one — zero recorded loading path this cycle, tracked per §11.4.197 (the exact G1 gap the constitution's own §11.4.228 forensic anchor names for this platform).</w:t>
+              <w:t xml:space="preserve">No .qwen/skills/ directory exists in this checkout (only .qwen/commands/ + .qwen/settings.json, unrelated to the Agent-Skill format) and no registrar targets one — zero recorded loading path this cycle, tracked per §11.4.197 (the exact G1 gap the constitution’s own §11.4.228 forensic anchor names for this platform).</w:t>
             </w:r>
           </w:p>
         </w:tc>
@@ -3290,7 +2613,6 @@
       <w:r>
         <w:rPr>
           <w:rStyle w:val="VerbatimChar"/>
-          <w:lang w:val="en"/>
         </w:rPr>
         <w:t xml:space="preserve">reporting-workable-items</w:t>
       </w:r>
@@ -3307,20 +2629,15 @@
         <w:rPr>
           <w:b/>
           <w:bCs/>
-          <w:lang w:val="en"/>
         </w:rPr>
         <w:t xml:space="preserve">Owner (registrar):</w:t>
       </w:r>
       <w:r>
-        <w:rPr>
-          <w:lang w:val="en"/>
-        </w:rPr>
         <w:t xml:space="preserve"> </w:t>
       </w:r>
       <w:r>
         <w:rPr>
           <w:rStyle w:val="VerbatimChar"/>
-          <w:lang w:val="en"/>
         </w:rPr>
         <w:t xml:space="preserve">constitution</w:t>
       </w:r>
@@ -3337,20 +2654,15 @@
         <w:rPr>
           <w:b/>
           <w:bCs/>
-          <w:lang w:val="en"/>
         </w:rPr>
         <w:t xml:space="preserve">Manifest source:</w:t>
       </w:r>
       <w:r>
-        <w:rPr>
-          <w:lang w:val="en"/>
-        </w:rPr>
         <w:t xml:space="preserve"> </w:t>
       </w:r>
       <w:r>
         <w:rPr>
           <w:rStyle w:val="VerbatimChar"/>
-          <w:lang w:val="en"/>
         </w:rPr>
         <w:t xml:space="preserve">constitution/skills/reporting-workable-items</w:t>
       </w:r>
@@ -3358,7 +2670,8 @@
     <w:tbl>
       <w:tblPr>
         <w:tblStyle w:val="Table"/>
-        <w:tblW w:type="auto" w:w="0"/>
+        <w:tblW w:type="pct" w:w="5000"/>
+        <w:tblLayout w:type="fixed"/>
         <w:tblLook w:firstRow="1" w:lastRow="0" w:firstColumn="0" w:lastColumn="0" w:noHBand="0" w:noVBand="0" w:val="0020"/>
       </w:tblPr>
       <w:tblGrid>
@@ -3378,9 +2691,6 @@
               <w:pStyle w:val="Compact"/>
             </w:pPr>
             <w:r>
-              <w:rPr>
-                <w:lang w:val="en"/>
-              </w:rPr>
               <w:t xml:space="preserve">Platform</w:t>
             </w:r>
           </w:p>
@@ -3392,9 +2702,6 @@
               <w:pStyle w:val="Compact"/>
             </w:pPr>
             <w:r>
-              <w:rPr>
-                <w:lang w:val="en"/>
-              </w:rPr>
               <w:t xml:space="preserve">Status</w:t>
             </w:r>
           </w:p>
@@ -3406,9 +2713,6 @@
               <w:pStyle w:val="Compact"/>
             </w:pPr>
             <w:r>
-              <w:rPr>
-                <w:lang w:val="en"/>
-              </w:rPr>
               <w:t xml:space="preserve">Loading path</w:t>
             </w:r>
           </w:p>
@@ -3420,9 +2724,6 @@
               <w:pStyle w:val="Compact"/>
             </w:pPr>
             <w:r>
-              <w:rPr>
-                <w:lang w:val="en"/>
-              </w:rPr>
               <w:t xml:space="preserve">Evidence / Note</w:t>
             </w:r>
           </w:p>
@@ -3436,9 +2737,6 @@
               <w:pStyle w:val="Compact"/>
             </w:pPr>
             <w:r>
-              <w:rPr>
-                <w:lang w:val="en"/>
-              </w:rPr>
               <w:t xml:space="preserve">Claude Code</w:t>
             </w:r>
           </w:p>
@@ -3450,23 +2748,19 @@
               <w:pStyle w:val="Compact"/>
             </w:pPr>
             <w:r>
-              <w:rPr>
-                <w:lang w:val="en"/>
-              </w:rPr>
-              <w:t xml:space="preserve">CONFIG-ONLY</w:t>
-            </w:r>
-          </w:p>
-        </w:tc>
-        <w:tc>
-          <w:tcPr/>
-          <w:p>
-            <w:pPr>
-              <w:pStyle w:val="Compact"/>
-            </w:pPr>
-            <w:r>
-              <w:rPr>
-                <w:rStyle w:val="VerbatimChar"/>
-                <w:lang w:val="en"/>
+              <w:t xml:space="preserve">SUPPORTED</w:t>
+            </w:r>
+          </w:p>
+        </w:tc>
+        <w:tc>
+          <w:tcPr/>
+          <w:p>
+            <w:pPr>
+              <w:pStyle w:val="Compact"/>
+            </w:pPr>
+            <w:r>
+              <w:rPr>
+                <w:rStyle w:val="VerbatimChar"/>
               </w:rPr>
               <w:t xml:space="preserve">.claude/skills/reporting-workable-items</w:t>
             </w:r>
@@ -3479,25 +2773,19 @@
               <w:pStyle w:val="Compact"/>
             </w:pPr>
             <w:r>
-              <w:rPr>
-                <w:lang w:val="en"/>
-              </w:rPr>
-              <w:t xml:space="preserve">declared in scripts/skills_manifest.tsv; not present at .claude/skills/reporting-workable-items this run (live probe, 2026-09-23T00:35:58Z).</w:t>
-            </w:r>
-          </w:p>
-        </w:tc>
-      </w:tr>
-      <w:tr>
-        <w:tc>
-          <w:tcPr/>
-          <w:p>
-            <w:pPr>
-              <w:pStyle w:val="Compact"/>
-            </w:pPr>
-            <w:r>
-              <w:rPr>
-                <w:lang w:val="en"/>
-              </w:rPr>
+              <w:t xml:space="preserve">symlink, SKILL.md read 5013 bytes (resolves to the manifest-declared source). Live-probed 2026-09-23T07:14:24Z.</w:t>
+            </w:r>
+          </w:p>
+        </w:tc>
+      </w:tr>
+      <w:tr>
+        <w:tc>
+          <w:tcPr/>
+          <w:p>
+            <w:pPr>
+              <w:pStyle w:val="Compact"/>
+            </w:pPr>
+            <w:r>
               <w:t xml:space="preserve">OpenCode</w:t>
             </w:r>
           </w:p>
@@ -3509,9 +2797,6 @@
               <w:pStyle w:val="Compact"/>
             </w:pPr>
             <w:r>
-              <w:rPr>
-                <w:lang w:val="en"/>
-              </w:rPr>
               <w:t xml:space="preserve">UNTESTED</w:t>
             </w:r>
           </w:p>
@@ -3525,7 +2810,6 @@
             <w:r>
               <w:rPr>
                 <w:rStyle w:val="VerbatimChar"/>
-                <w:lang w:val="en"/>
               </w:rPr>
               <w:t xml:space="preserve">N/A</w:t>
             </w:r>
@@ -3538,35 +2822,22 @@
               <w:pStyle w:val="Compact"/>
             </w:pPr>
             <w:r>
-              <w:rPr>
-                <w:lang w:val="en"/>
-              </w:rPr>
               <w:t xml:space="preserve">No .opencode/skills/ directory exists in this checkout and no registrar (scripts/register_skills.sh only ever writes .claude/skills/) targets one — zero recorded loading path this cycle, tracked per §11.4.197. .opencode/ here carries only SpecKit</w:t>
             </w:r>
             <w:r>
-              <w:rPr>
-                <w:lang w:val="en"/>
-              </w:rPr>
               <w:t xml:space="preserve"> </w:t>
             </w:r>
             <w:r>
               <w:rPr>
                 <w:i/>
                 <w:iCs/>
-                <w:lang w:val="en"/>
               </w:rPr>
               <w:t xml:space="preserve">commands</w:t>
             </w:r>
             <w:r>
-              <w:rPr>
-                <w:lang w:val="en"/>
-              </w:rPr>
               <w:t xml:space="preserve"> </w:t>
             </w:r>
             <w:r>
-              <w:rPr>
-                <w:lang w:val="en"/>
-              </w:rPr>
               <w:t xml:space="preserve">(.opencode/commands/), not skills.</w:t>
             </w:r>
           </w:p>
@@ -3580,9 +2851,6 @@
               <w:pStyle w:val="Compact"/>
             </w:pPr>
             <w:r>
-              <w:rPr>
-                <w:lang w:val="en"/>
-              </w:rPr>
               <w:t xml:space="preserve">HelixCode</w:t>
             </w:r>
           </w:p>
@@ -3594,23 +2862,19 @@
               <w:pStyle w:val="Compact"/>
             </w:pPr>
             <w:r>
-              <w:rPr>
-                <w:lang w:val="en"/>
-              </w:rPr>
-              <w:t xml:space="preserve">CONFIG-ONLY</w:t>
-            </w:r>
-          </w:p>
-        </w:tc>
-        <w:tc>
-          <w:tcPr/>
-          <w:p>
-            <w:pPr>
-              <w:pStyle w:val="Compact"/>
-            </w:pPr>
-            <w:r>
-              <w:rPr>
-                <w:rStyle w:val="VerbatimChar"/>
-                <w:lang w:val="en"/>
+              <w:t xml:space="preserve">SUPPORTED</w:t>
+            </w:r>
+          </w:p>
+        </w:tc>
+        <w:tc>
+          <w:tcPr/>
+          <w:p>
+            <w:pPr>
+              <w:pStyle w:val="Compact"/>
+            </w:pPr>
+            <w:r>
+              <w:rPr>
+                <w:rStyle w:val="VerbatimChar"/>
               </w:rPr>
               <w:t xml:space="preserve">.claude/skills/reporting-workable-items (external tier)</w:t>
             </w:r>
@@ -3623,25 +2887,31 @@
               <w:pStyle w:val="Compact"/>
             </w:pPr>
             <w:r>
-              <w:rPr>
-                <w:lang w:val="en"/>
-              </w:rPr>
-              <w:t xml:space="preserve">external tier defaults to .claude/skills/reporting-workable-items (config-injectable via HELIXCODE_EXTERNAL_SKILLS_DIR); that directory does not currently carry this skill (declared in scripts/skills_manifest.tsv; not present at .claude/skills/reporting-workable-items this run (live probe, 2026-09-23T00:35:58Z).). helix_code/internal/agent/skill_dirs.go ExternalSkillsDir() defaults to '.claude/skills' (config-injectable via HELIXCODE_EXTERNAL_SKILLS_DIR); the external tier's end-to-end load+list+invoke path is REAL-BINARY verified at qa-results/hxc159/helixcode_wire/20260922T190852Z/ (green_cli_e2e.txt). Honest boundary (§11.4.6, T-P5.05.4 in specs/001-helixskills-incorporation/tasks.md): the per-skill activation-allowlist/ceiling mechanism was NOT verifiable from within helix_code/'s own file scope this cycle — grep-confirmed zero Go implementation of a per-skill activation ceiling in this module.</w:t>
-            </w:r>
-          </w:p>
-        </w:tc>
-      </w:tr>
-      <w:tr>
-        <w:tc>
-          <w:tcPr/>
-          <w:p>
-            <w:pPr>
-              <w:pStyle w:val="Compact"/>
-            </w:pPr>
-            <w:r>
-              <w:rPr>
-                <w:lang w:val="en"/>
-              </w:rPr>
+              <w:t xml:space="preserve">via external tier -&gt; .claude/skills/reporting-workable-items. helix_code/internal/agent/skill_dirs.go ExternalSkillsDir() defaults to</w:t>
+            </w:r>
+            <w:r>
+              <w:t xml:space="preserve"> </w:t>
+            </w:r>
+            <w:r>
+              <w:t xml:space="preserve">‘.claude/skills’</w:t>
+            </w:r>
+            <w:r>
+              <w:t xml:space="preserve"> </w:t>
+            </w:r>
+            <w:r>
+              <w:t xml:space="preserve">(config-injectable via HELIXCODE_EXTERNAL_SKILLS_DIR); the external tier’s end-to-end load+list+invoke path is REAL-BINARY verified at qa-results/hxc159/helixcode_wire/20260922T190852Z/ (green_cli_e2e.txt). Honest boundary (§11.4.6, T-P5.05.4 in specs/001-helixskills-incorporation/tasks.md): the per-skill activation-allowlist/ceiling mechanism was NOT verifiable from within helix_code/’s own file scope this cycle — grep-confirmed zero Go implementation of a per-skill activation ceiling in this module.</w:t>
+            </w:r>
+          </w:p>
+        </w:tc>
+      </w:tr>
+      <w:tr>
+        <w:tc>
+          <w:tcPr/>
+          <w:p>
+            <w:pPr>
+              <w:pStyle w:val="Compact"/>
+            </w:pPr>
+            <w:r>
               <w:t xml:space="preserve">Gemini CLI</w:t>
             </w:r>
           </w:p>
@@ -3653,9 +2923,6 @@
               <w:pStyle w:val="Compact"/>
             </w:pPr>
             <w:r>
-              <w:rPr>
-                <w:lang w:val="en"/>
-              </w:rPr>
               <w:t xml:space="preserve">UNTESTED</w:t>
             </w:r>
           </w:p>
@@ -3669,7 +2936,6 @@
             <w:r>
               <w:rPr>
                 <w:rStyle w:val="VerbatimChar"/>
-                <w:lang w:val="en"/>
               </w:rPr>
               <w:t xml:space="preserve">N/A</w:t>
             </w:r>
@@ -3682,25 +2948,19 @@
               <w:pStyle w:val="Compact"/>
             </w:pPr>
             <w:r>
-              <w:rPr>
-                <w:lang w:val="en"/>
-              </w:rPr>
-              <w:t xml:space="preserve">No .gemini/skills/ directory exists in this checkout (only .gemini/commands/, unrelated to the Agent-Skill format) and no registrar targets one — zero recorded loading path this cycle, tracked per §11.4.197 (the exact G1 gap the constitution's own §11.4.228 forensic anchor names for this platform).</w:t>
-            </w:r>
-          </w:p>
-        </w:tc>
-      </w:tr>
-      <w:tr>
-        <w:tc>
-          <w:tcPr/>
-          <w:p>
-            <w:pPr>
-              <w:pStyle w:val="Compact"/>
-            </w:pPr>
-            <w:r>
-              <w:rPr>
-                <w:lang w:val="en"/>
-              </w:rPr>
+              <w:t xml:space="preserve">No .gemini/skills/ directory exists in this checkout (only .gemini/commands/, unrelated to the Agent-Skill format) and no registrar targets one — zero recorded loading path this cycle, tracked per §11.4.197 (the exact G1 gap the constitution’s own §11.4.228 forensic anchor names for this platform).</w:t>
+            </w:r>
+          </w:p>
+        </w:tc>
+      </w:tr>
+      <w:tr>
+        <w:tc>
+          <w:tcPr/>
+          <w:p>
+            <w:pPr>
+              <w:pStyle w:val="Compact"/>
+            </w:pPr>
+            <w:r>
               <w:t xml:space="preserve">Qwen Code</w:t>
             </w:r>
           </w:p>
@@ -3712,9 +2972,6 @@
               <w:pStyle w:val="Compact"/>
             </w:pPr>
             <w:r>
-              <w:rPr>
-                <w:lang w:val="en"/>
-              </w:rPr>
               <w:t xml:space="preserve">UNTESTED</w:t>
             </w:r>
           </w:p>
@@ -3728,7 +2985,6 @@
             <w:r>
               <w:rPr>
                 <w:rStyle w:val="VerbatimChar"/>
-                <w:lang w:val="en"/>
               </w:rPr>
               <w:t xml:space="preserve">N/A</w:t>
             </w:r>
@@ -3741,10 +2997,7 @@
               <w:pStyle w:val="Compact"/>
             </w:pPr>
             <w:r>
-              <w:rPr>
-                <w:lang w:val="en"/>
-              </w:rPr>
-              <w:t xml:space="preserve">No .qwen/skills/ directory exists in this checkout (only .qwen/commands/ + .qwen/settings.json, unrelated to the Agent-Skill format) and no registrar targets one — zero recorded loading path this cycle, tracked per §11.4.197 (the exact G1 gap the constitution's own §11.4.228 forensic anchor names for this platform).</w:t>
+              <w:t xml:space="preserve">No .qwen/skills/ directory exists in this checkout (only .qwen/commands/ + .qwen/settings.json, unrelated to the Agent-Skill format) and no registrar targets one — zero recorded loading path this cycle, tracked per §11.4.197 (the exact G1 gap the constitution’s own §11.4.228 forensic anchor names for this platform).</w:t>
             </w:r>
           </w:p>
         </w:tc>
@@ -3759,7 +3012,6 @@
       <w:r>
         <w:rPr>
           <w:rStyle w:val="VerbatimChar"/>
-          <w:lang w:val="en"/>
         </w:rPr>
         <w:t xml:space="preserve">scheduled-work-queue</w:t>
       </w:r>
@@ -3776,20 +3028,15 @@
         <w:rPr>
           <w:b/>
           <w:bCs/>
-          <w:lang w:val="en"/>
         </w:rPr>
         <w:t xml:space="preserve">Owner (registrar):</w:t>
       </w:r>
       <w:r>
-        <w:rPr>
-          <w:lang w:val="en"/>
-        </w:rPr>
         <w:t xml:space="preserve"> </w:t>
       </w:r>
       <w:r>
         <w:rPr>
           <w:rStyle w:val="VerbatimChar"/>
-          <w:lang w:val="en"/>
         </w:rPr>
         <w:t xml:space="preserve">constitution</w:t>
       </w:r>
@@ -3806,20 +3053,15 @@
         <w:rPr>
           <w:b/>
           <w:bCs/>
-          <w:lang w:val="en"/>
         </w:rPr>
         <w:t xml:space="preserve">Manifest source:</w:t>
       </w:r>
       <w:r>
-        <w:rPr>
-          <w:lang w:val="en"/>
-        </w:rPr>
         <w:t xml:space="preserve"> </w:t>
       </w:r>
       <w:r>
         <w:rPr>
           <w:rStyle w:val="VerbatimChar"/>
-          <w:lang w:val="en"/>
         </w:rPr>
         <w:t xml:space="preserve">constitution/skills/scheduled-work-queue</w:t>
       </w:r>
@@ -3827,7 +3069,8 @@
     <w:tbl>
       <w:tblPr>
         <w:tblStyle w:val="Table"/>
-        <w:tblW w:type="auto" w:w="0"/>
+        <w:tblW w:type="pct" w:w="5000"/>
+        <w:tblLayout w:type="fixed"/>
         <w:tblLook w:firstRow="1" w:lastRow="0" w:firstColumn="0" w:lastColumn="0" w:noHBand="0" w:noVBand="0" w:val="0020"/>
       </w:tblPr>
       <w:tblGrid>
@@ -3847,9 +3090,6 @@
               <w:pStyle w:val="Compact"/>
             </w:pPr>
             <w:r>
-              <w:rPr>
-                <w:lang w:val="en"/>
-              </w:rPr>
               <w:t xml:space="preserve">Platform</w:t>
             </w:r>
           </w:p>
@@ -3861,9 +3101,6 @@
               <w:pStyle w:val="Compact"/>
             </w:pPr>
             <w:r>
-              <w:rPr>
-                <w:lang w:val="en"/>
-              </w:rPr>
               <w:t xml:space="preserve">Status</w:t>
             </w:r>
           </w:p>
@@ -3875,9 +3112,6 @@
               <w:pStyle w:val="Compact"/>
             </w:pPr>
             <w:r>
-              <w:rPr>
-                <w:lang w:val="en"/>
-              </w:rPr>
               <w:t xml:space="preserve">Loading path</w:t>
             </w:r>
           </w:p>
@@ -3889,9 +3123,6 @@
               <w:pStyle w:val="Compact"/>
             </w:pPr>
             <w:r>
-              <w:rPr>
-                <w:lang w:val="en"/>
-              </w:rPr>
               <w:t xml:space="preserve">Evidence / Note</w:t>
             </w:r>
           </w:p>
@@ -3905,9 +3136,6 @@
               <w:pStyle w:val="Compact"/>
             </w:pPr>
             <w:r>
-              <w:rPr>
-                <w:lang w:val="en"/>
-              </w:rPr>
               <w:t xml:space="preserve">Claude Code</w:t>
             </w:r>
           </w:p>
@@ -3919,23 +3147,19 @@
               <w:pStyle w:val="Compact"/>
             </w:pPr>
             <w:r>
-              <w:rPr>
-                <w:lang w:val="en"/>
-              </w:rPr>
-              <w:t xml:space="preserve">CONFIG-ONLY</w:t>
-            </w:r>
-          </w:p>
-        </w:tc>
-        <w:tc>
-          <w:tcPr/>
-          <w:p>
-            <w:pPr>
-              <w:pStyle w:val="Compact"/>
-            </w:pPr>
-            <w:r>
-              <w:rPr>
-                <w:rStyle w:val="VerbatimChar"/>
-                <w:lang w:val="en"/>
+              <w:t xml:space="preserve">SUPPORTED</w:t>
+            </w:r>
+          </w:p>
+        </w:tc>
+        <w:tc>
+          <w:tcPr/>
+          <w:p>
+            <w:pPr>
+              <w:pStyle w:val="Compact"/>
+            </w:pPr>
+            <w:r>
+              <w:rPr>
+                <w:rStyle w:val="VerbatimChar"/>
               </w:rPr>
               <w:t xml:space="preserve">.claude/skills/scheduled-work-queue</w:t>
             </w:r>
@@ -3948,25 +3172,19 @@
               <w:pStyle w:val="Compact"/>
             </w:pPr>
             <w:r>
-              <w:rPr>
-                <w:lang w:val="en"/>
-              </w:rPr>
-              <w:t xml:space="preserve">declared in scripts/skills_manifest.tsv; not present at .claude/skills/scheduled-work-queue this run (live probe, 2026-09-23T00:35:58Z).</w:t>
-            </w:r>
-          </w:p>
-        </w:tc>
-      </w:tr>
-      <w:tr>
-        <w:tc>
-          <w:tcPr/>
-          <w:p>
-            <w:pPr>
-              <w:pStyle w:val="Compact"/>
-            </w:pPr>
-            <w:r>
-              <w:rPr>
-                <w:lang w:val="en"/>
-              </w:rPr>
+              <w:t xml:space="preserve">symlink, SKILL.md read 3258 bytes (resolves to the manifest-declared source). Live-probed 2026-09-23T07:14:24Z.</w:t>
+            </w:r>
+          </w:p>
+        </w:tc>
+      </w:tr>
+      <w:tr>
+        <w:tc>
+          <w:tcPr/>
+          <w:p>
+            <w:pPr>
+              <w:pStyle w:val="Compact"/>
+            </w:pPr>
+            <w:r>
               <w:t xml:space="preserve">OpenCode</w:t>
             </w:r>
           </w:p>
@@ -3978,9 +3196,6 @@
               <w:pStyle w:val="Compact"/>
             </w:pPr>
             <w:r>
-              <w:rPr>
-                <w:lang w:val="en"/>
-              </w:rPr>
               <w:t xml:space="preserve">UNTESTED</w:t>
             </w:r>
           </w:p>
@@ -3994,7 +3209,6 @@
             <w:r>
               <w:rPr>
                 <w:rStyle w:val="VerbatimChar"/>
-                <w:lang w:val="en"/>
               </w:rPr>
               <w:t xml:space="preserve">N/A</w:t>
             </w:r>
@@ -4007,35 +3221,22 @@
               <w:pStyle w:val="Compact"/>
             </w:pPr>
             <w:r>
-              <w:rPr>
-                <w:lang w:val="en"/>
-              </w:rPr>
               <w:t xml:space="preserve">No .opencode/skills/ directory exists in this checkout and no registrar (scripts/register_skills.sh only ever writes .claude/skills/) targets one — zero recorded loading path this cycle, tracked per §11.4.197. .opencode/ here carries only SpecKit</w:t>
             </w:r>
             <w:r>
-              <w:rPr>
-                <w:lang w:val="en"/>
-              </w:rPr>
               <w:t xml:space="preserve"> </w:t>
             </w:r>
             <w:r>
               <w:rPr>
                 <w:i/>
                 <w:iCs/>
-                <w:lang w:val="en"/>
               </w:rPr>
               <w:t xml:space="preserve">commands</w:t>
             </w:r>
             <w:r>
-              <w:rPr>
-                <w:lang w:val="en"/>
-              </w:rPr>
               <w:t xml:space="preserve"> </w:t>
             </w:r>
             <w:r>
-              <w:rPr>
-                <w:lang w:val="en"/>
-              </w:rPr>
               <w:t xml:space="preserve">(.opencode/commands/), not skills.</w:t>
             </w:r>
           </w:p>
@@ -4049,9 +3250,6 @@
               <w:pStyle w:val="Compact"/>
             </w:pPr>
             <w:r>
-              <w:rPr>
-                <w:lang w:val="en"/>
-              </w:rPr>
               <w:t xml:space="preserve">HelixCode</w:t>
             </w:r>
           </w:p>
@@ -4063,23 +3261,19 @@
               <w:pStyle w:val="Compact"/>
             </w:pPr>
             <w:r>
-              <w:rPr>
-                <w:lang w:val="en"/>
-              </w:rPr>
-              <w:t xml:space="preserve">CONFIG-ONLY</w:t>
-            </w:r>
-          </w:p>
-        </w:tc>
-        <w:tc>
-          <w:tcPr/>
-          <w:p>
-            <w:pPr>
-              <w:pStyle w:val="Compact"/>
-            </w:pPr>
-            <w:r>
-              <w:rPr>
-                <w:rStyle w:val="VerbatimChar"/>
-                <w:lang w:val="en"/>
+              <w:t xml:space="preserve">SUPPORTED</w:t>
+            </w:r>
+          </w:p>
+        </w:tc>
+        <w:tc>
+          <w:tcPr/>
+          <w:p>
+            <w:pPr>
+              <w:pStyle w:val="Compact"/>
+            </w:pPr>
+            <w:r>
+              <w:rPr>
+                <w:rStyle w:val="VerbatimChar"/>
               </w:rPr>
               <w:t xml:space="preserve">.claude/skills/scheduled-work-queue (external tier)</w:t>
             </w:r>
@@ -4092,25 +3286,31 @@
               <w:pStyle w:val="Compact"/>
             </w:pPr>
             <w:r>
-              <w:rPr>
-                <w:lang w:val="en"/>
-              </w:rPr>
-              <w:t xml:space="preserve">external tier defaults to .claude/skills/scheduled-work-queue (config-injectable via HELIXCODE_EXTERNAL_SKILLS_DIR); that directory does not currently carry this skill (declared in scripts/skills_manifest.tsv; not present at .claude/skills/scheduled-work-queue this run (live probe, 2026-09-23T00:35:58Z).). helix_code/internal/agent/skill_dirs.go ExternalSkillsDir() defaults to '.claude/skills' (config-injectable via HELIXCODE_EXTERNAL_SKILLS_DIR); the external tier's end-to-end load+list+invoke path is REAL-BINARY verified at qa-results/hxc159/helixcode_wire/20260922T190852Z/ (green_cli_e2e.txt). Honest boundary (§11.4.6, T-P5.05.4 in specs/001-helixskills-incorporation/tasks.md): the per-skill activation-allowlist/ceiling mechanism was NOT verifiable from within helix_code/'s own file scope this cycle — grep-confirmed zero Go implementation of a per-skill activation ceiling in this module.</w:t>
-            </w:r>
-          </w:p>
-        </w:tc>
-      </w:tr>
-      <w:tr>
-        <w:tc>
-          <w:tcPr/>
-          <w:p>
-            <w:pPr>
-              <w:pStyle w:val="Compact"/>
-            </w:pPr>
-            <w:r>
-              <w:rPr>
-                <w:lang w:val="en"/>
-              </w:rPr>
+              <w:t xml:space="preserve">via external tier -&gt; .claude/skills/scheduled-work-queue. helix_code/internal/agent/skill_dirs.go ExternalSkillsDir() defaults to</w:t>
+            </w:r>
+            <w:r>
+              <w:t xml:space="preserve"> </w:t>
+            </w:r>
+            <w:r>
+              <w:t xml:space="preserve">‘.claude/skills’</w:t>
+            </w:r>
+            <w:r>
+              <w:t xml:space="preserve"> </w:t>
+            </w:r>
+            <w:r>
+              <w:t xml:space="preserve">(config-injectable via HELIXCODE_EXTERNAL_SKILLS_DIR); the external tier’s end-to-end load+list+invoke path is REAL-BINARY verified at qa-results/hxc159/helixcode_wire/20260922T190852Z/ (green_cli_e2e.txt). Honest boundary (§11.4.6, T-P5.05.4 in specs/001-helixskills-incorporation/tasks.md): the per-skill activation-allowlist/ceiling mechanism was NOT verifiable from within helix_code/’s own file scope this cycle — grep-confirmed zero Go implementation of a per-skill activation ceiling in this module.</w:t>
+            </w:r>
+          </w:p>
+        </w:tc>
+      </w:tr>
+      <w:tr>
+        <w:tc>
+          <w:tcPr/>
+          <w:p>
+            <w:pPr>
+              <w:pStyle w:val="Compact"/>
+            </w:pPr>
+            <w:r>
               <w:t xml:space="preserve">Gemini CLI</w:t>
             </w:r>
           </w:p>
@@ -4122,9 +3322,6 @@
               <w:pStyle w:val="Compact"/>
             </w:pPr>
             <w:r>
-              <w:rPr>
-                <w:lang w:val="en"/>
-              </w:rPr>
               <w:t xml:space="preserve">UNTESTED</w:t>
             </w:r>
           </w:p>
@@ -4138,7 +3335,6 @@
             <w:r>
               <w:rPr>
                 <w:rStyle w:val="VerbatimChar"/>
-                <w:lang w:val="en"/>
               </w:rPr>
               <w:t xml:space="preserve">N/A</w:t>
             </w:r>
@@ -4151,25 +3347,19 @@
               <w:pStyle w:val="Compact"/>
             </w:pPr>
             <w:r>
-              <w:rPr>
-                <w:lang w:val="en"/>
-              </w:rPr>
-              <w:t xml:space="preserve">No .gemini/skills/ directory exists in this checkout (only .gemini/commands/, unrelated to the Agent-Skill format) and no registrar targets one — zero recorded loading path this cycle, tracked per §11.4.197 (the exact G1 gap the constitution's own §11.4.228 forensic anchor names for this platform).</w:t>
-            </w:r>
-          </w:p>
-        </w:tc>
-      </w:tr>
-      <w:tr>
-        <w:tc>
-          <w:tcPr/>
-          <w:p>
-            <w:pPr>
-              <w:pStyle w:val="Compact"/>
-            </w:pPr>
-            <w:r>
-              <w:rPr>
-                <w:lang w:val="en"/>
-              </w:rPr>
+              <w:t xml:space="preserve">No .gemini/skills/ directory exists in this checkout (only .gemini/commands/, unrelated to the Agent-Skill format) and no registrar targets one — zero recorded loading path this cycle, tracked per §11.4.197 (the exact G1 gap the constitution’s own §11.4.228 forensic anchor names for this platform).</w:t>
+            </w:r>
+          </w:p>
+        </w:tc>
+      </w:tr>
+      <w:tr>
+        <w:tc>
+          <w:tcPr/>
+          <w:p>
+            <w:pPr>
+              <w:pStyle w:val="Compact"/>
+            </w:pPr>
+            <w:r>
               <w:t xml:space="preserve">Qwen Code</w:t>
             </w:r>
           </w:p>
@@ -4181,9 +3371,6 @@
               <w:pStyle w:val="Compact"/>
             </w:pPr>
             <w:r>
-              <w:rPr>
-                <w:lang w:val="en"/>
-              </w:rPr>
               <w:t xml:space="preserve">UNTESTED</w:t>
             </w:r>
           </w:p>
@@ -4197,7 +3384,6 @@
             <w:r>
               <w:rPr>
                 <w:rStyle w:val="VerbatimChar"/>
-                <w:lang w:val="en"/>
               </w:rPr>
               <w:t xml:space="preserve">N/A</w:t>
             </w:r>
@@ -4210,10 +3396,7 @@
               <w:pStyle w:val="Compact"/>
             </w:pPr>
             <w:r>
-              <w:rPr>
-                <w:lang w:val="en"/>
-              </w:rPr>
-              <w:t xml:space="preserve">No .qwen/skills/ directory exists in this checkout (only .qwen/commands/ + .qwen/settings.json, unrelated to the Agent-Skill format) and no registrar targets one — zero recorded loading path this cycle, tracked per §11.4.197 (the exact G1 gap the constitution's own §11.4.228 forensic anchor names for this platform).</w:t>
+              <w:t xml:space="preserve">No .qwen/skills/ directory exists in this checkout (only .qwen/commands/ + .qwen/settings.json, unrelated to the Agent-Skill format) and no registrar targets one — zero recorded loading path this cycle, tracked per §11.4.197 (the exact G1 gap the constitution’s own §11.4.228 forensic anchor names for this platform).</w:t>
             </w:r>
           </w:p>
         </w:tc>
@@ -4228,7 +3411,6 @@
       <w:r>
         <w:rPr>
           <w:rStyle w:val="VerbatimChar"/>
-          <w:lang w:val="en"/>
         </w:rPr>
         <w:t xml:space="preserve">session-sync</w:t>
       </w:r>
@@ -4245,20 +3427,15 @@
         <w:rPr>
           <w:b/>
           <w:bCs/>
-          <w:lang w:val="en"/>
         </w:rPr>
         <w:t xml:space="preserve">Owner (registrar):</w:t>
       </w:r>
       <w:r>
-        <w:rPr>
-          <w:lang w:val="en"/>
-        </w:rPr>
         <w:t xml:space="preserve"> </w:t>
       </w:r>
       <w:r>
         <w:rPr>
           <w:rStyle w:val="VerbatimChar"/>
-          <w:lang w:val="en"/>
         </w:rPr>
         <w:t xml:space="preserve">constitution</w:t>
       </w:r>
@@ -4275,20 +3452,15 @@
         <w:rPr>
           <w:b/>
           <w:bCs/>
-          <w:lang w:val="en"/>
         </w:rPr>
         <w:t xml:space="preserve">Manifest source:</w:t>
       </w:r>
       <w:r>
-        <w:rPr>
-          <w:lang w:val="en"/>
-        </w:rPr>
         <w:t xml:space="preserve"> </w:t>
       </w:r>
       <w:r>
         <w:rPr>
           <w:rStyle w:val="VerbatimChar"/>
-          <w:lang w:val="en"/>
         </w:rPr>
         <w:t xml:space="preserve">constitution/skills/session-sync</w:t>
       </w:r>
@@ -4296,7 +3468,8 @@
     <w:tbl>
       <w:tblPr>
         <w:tblStyle w:val="Table"/>
-        <w:tblW w:type="auto" w:w="0"/>
+        <w:tblW w:type="pct" w:w="5000"/>
+        <w:tblLayout w:type="fixed"/>
         <w:tblLook w:firstRow="1" w:lastRow="0" w:firstColumn="0" w:lastColumn="0" w:noHBand="0" w:noVBand="0" w:val="0020"/>
       </w:tblPr>
       <w:tblGrid>
@@ -4316,9 +3489,6 @@
               <w:pStyle w:val="Compact"/>
             </w:pPr>
             <w:r>
-              <w:rPr>
-                <w:lang w:val="en"/>
-              </w:rPr>
               <w:t xml:space="preserve">Platform</w:t>
             </w:r>
           </w:p>
@@ -4330,9 +3500,6 @@
               <w:pStyle w:val="Compact"/>
             </w:pPr>
             <w:r>
-              <w:rPr>
-                <w:lang w:val="en"/>
-              </w:rPr>
               <w:t xml:space="preserve">Status</w:t>
             </w:r>
           </w:p>
@@ -4344,9 +3511,6 @@
               <w:pStyle w:val="Compact"/>
             </w:pPr>
             <w:r>
-              <w:rPr>
-                <w:lang w:val="en"/>
-              </w:rPr>
               <w:t xml:space="preserve">Loading path</w:t>
             </w:r>
           </w:p>
@@ -4358,9 +3522,6 @@
               <w:pStyle w:val="Compact"/>
             </w:pPr>
             <w:r>
-              <w:rPr>
-                <w:lang w:val="en"/>
-              </w:rPr>
               <w:t xml:space="preserve">Evidence / Note</w:t>
             </w:r>
           </w:p>
@@ -4374,9 +3535,6 @@
               <w:pStyle w:val="Compact"/>
             </w:pPr>
             <w:r>
-              <w:rPr>
-                <w:lang w:val="en"/>
-              </w:rPr>
               <w:t xml:space="preserve">Claude Code</w:t>
             </w:r>
           </w:p>
@@ -4388,23 +3546,19 @@
               <w:pStyle w:val="Compact"/>
             </w:pPr>
             <w:r>
-              <w:rPr>
-                <w:lang w:val="en"/>
-              </w:rPr>
-              <w:t xml:space="preserve">CONFIG-ONLY</w:t>
-            </w:r>
-          </w:p>
-        </w:tc>
-        <w:tc>
-          <w:tcPr/>
-          <w:p>
-            <w:pPr>
-              <w:pStyle w:val="Compact"/>
-            </w:pPr>
-            <w:r>
-              <w:rPr>
-                <w:rStyle w:val="VerbatimChar"/>
-                <w:lang w:val="en"/>
+              <w:t xml:space="preserve">SUPPORTED</w:t>
+            </w:r>
+          </w:p>
+        </w:tc>
+        <w:tc>
+          <w:tcPr/>
+          <w:p>
+            <w:pPr>
+              <w:pStyle w:val="Compact"/>
+            </w:pPr>
+            <w:r>
+              <w:rPr>
+                <w:rStyle w:val="VerbatimChar"/>
               </w:rPr>
               <w:t xml:space="preserve">.claude/skills/session-sync</w:t>
             </w:r>
@@ -4417,25 +3571,19 @@
               <w:pStyle w:val="Compact"/>
             </w:pPr>
             <w:r>
-              <w:rPr>
-                <w:lang w:val="en"/>
-              </w:rPr>
-              <w:t xml:space="preserve">declared in scripts/skills_manifest.tsv; not present at .claude/skills/session-sync this run (live probe, 2026-09-23T00:35:58Z).</w:t>
-            </w:r>
-          </w:p>
-        </w:tc>
-      </w:tr>
-      <w:tr>
-        <w:tc>
-          <w:tcPr/>
-          <w:p>
-            <w:pPr>
-              <w:pStyle w:val="Compact"/>
-            </w:pPr>
-            <w:r>
-              <w:rPr>
-                <w:lang w:val="en"/>
-              </w:rPr>
+              <w:t xml:space="preserve">symlink, SKILL.md read 4414 bytes (resolves to the manifest-declared source). Live-probed 2026-09-23T07:14:24Z.</w:t>
+            </w:r>
+          </w:p>
+        </w:tc>
+      </w:tr>
+      <w:tr>
+        <w:tc>
+          <w:tcPr/>
+          <w:p>
+            <w:pPr>
+              <w:pStyle w:val="Compact"/>
+            </w:pPr>
+            <w:r>
               <w:t xml:space="preserve">OpenCode</w:t>
             </w:r>
           </w:p>
@@ -4447,9 +3595,6 @@
               <w:pStyle w:val="Compact"/>
             </w:pPr>
             <w:r>
-              <w:rPr>
-                <w:lang w:val="en"/>
-              </w:rPr>
               <w:t xml:space="preserve">UNTESTED</w:t>
             </w:r>
           </w:p>
@@ -4463,7 +3608,6 @@
             <w:r>
               <w:rPr>
                 <w:rStyle w:val="VerbatimChar"/>
-                <w:lang w:val="en"/>
               </w:rPr>
               <w:t xml:space="preserve">N/A</w:t>
             </w:r>
@@ -4476,35 +3620,22 @@
               <w:pStyle w:val="Compact"/>
             </w:pPr>
             <w:r>
-              <w:rPr>
-                <w:lang w:val="en"/>
-              </w:rPr>
               <w:t xml:space="preserve">No .opencode/skills/ directory exists in this checkout and no registrar (scripts/register_skills.sh only ever writes .claude/skills/) targets one — zero recorded loading path this cycle, tracked per §11.4.197. .opencode/ here carries only SpecKit</w:t>
             </w:r>
             <w:r>
-              <w:rPr>
-                <w:lang w:val="en"/>
-              </w:rPr>
               <w:t xml:space="preserve"> </w:t>
             </w:r>
             <w:r>
               <w:rPr>
                 <w:i/>
                 <w:iCs/>
-                <w:lang w:val="en"/>
               </w:rPr>
               <w:t xml:space="preserve">commands</w:t>
             </w:r>
             <w:r>
-              <w:rPr>
-                <w:lang w:val="en"/>
-              </w:rPr>
               <w:t xml:space="preserve"> </w:t>
             </w:r>
             <w:r>
-              <w:rPr>
-                <w:lang w:val="en"/>
-              </w:rPr>
               <w:t xml:space="preserve">(.opencode/commands/), not skills.</w:t>
             </w:r>
           </w:p>
@@ -4518,9 +3649,6 @@
               <w:pStyle w:val="Compact"/>
             </w:pPr>
             <w:r>
-              <w:rPr>
-                <w:lang w:val="en"/>
-              </w:rPr>
               <w:t xml:space="preserve">HelixCode</w:t>
             </w:r>
           </w:p>
@@ -4532,23 +3660,19 @@
               <w:pStyle w:val="Compact"/>
             </w:pPr>
             <w:r>
-              <w:rPr>
-                <w:lang w:val="en"/>
-              </w:rPr>
-              <w:t xml:space="preserve">CONFIG-ONLY</w:t>
-            </w:r>
-          </w:p>
-        </w:tc>
-        <w:tc>
-          <w:tcPr/>
-          <w:p>
-            <w:pPr>
-              <w:pStyle w:val="Compact"/>
-            </w:pPr>
-            <w:r>
-              <w:rPr>
-                <w:rStyle w:val="VerbatimChar"/>
-                <w:lang w:val="en"/>
+              <w:t xml:space="preserve">SUPPORTED</w:t>
+            </w:r>
+          </w:p>
+        </w:tc>
+        <w:tc>
+          <w:tcPr/>
+          <w:p>
+            <w:pPr>
+              <w:pStyle w:val="Compact"/>
+            </w:pPr>
+            <w:r>
+              <w:rPr>
+                <w:rStyle w:val="VerbatimChar"/>
               </w:rPr>
               <w:t xml:space="preserve">.claude/skills/session-sync (external tier)</w:t>
             </w:r>
@@ -4561,25 +3685,31 @@
               <w:pStyle w:val="Compact"/>
             </w:pPr>
             <w:r>
-              <w:rPr>
-                <w:lang w:val="en"/>
-              </w:rPr>
-              <w:t xml:space="preserve">external tier defaults to .claude/skills/session-sync (config-injectable via HELIXCODE_EXTERNAL_SKILLS_DIR); that directory does not currently carry this skill (declared in scripts/skills_manifest.tsv; not present at .claude/skills/session-sync this run (live probe, 2026-09-23T00:35:58Z).). helix_code/internal/agent/skill_dirs.go ExternalSkillsDir() defaults to '.claude/skills' (config-injectable via HELIXCODE_EXTERNAL_SKILLS_DIR); the external tier's end-to-end load+list+invoke path is REAL-BINARY verified at qa-results/hxc159/helixcode_wire/20260922T190852Z/ (green_cli_e2e.txt). Honest boundary (§11.4.6, T-P5.05.4 in specs/001-helixskills-incorporation/tasks.md): the per-skill activation-allowlist/ceiling mechanism was NOT verifiable from within helix_code/'s own file scope this cycle — grep-confirmed zero Go implementation of a per-skill activation ceiling in this module.</w:t>
-            </w:r>
-          </w:p>
-        </w:tc>
-      </w:tr>
-      <w:tr>
-        <w:tc>
-          <w:tcPr/>
-          <w:p>
-            <w:pPr>
-              <w:pStyle w:val="Compact"/>
-            </w:pPr>
-            <w:r>
-              <w:rPr>
-                <w:lang w:val="en"/>
-              </w:rPr>
+              <w:t xml:space="preserve">via external tier -&gt; .claude/skills/session-sync. helix_code/internal/agent/skill_dirs.go ExternalSkillsDir() defaults to</w:t>
+            </w:r>
+            <w:r>
+              <w:t xml:space="preserve"> </w:t>
+            </w:r>
+            <w:r>
+              <w:t xml:space="preserve">‘.claude/skills’</w:t>
+            </w:r>
+            <w:r>
+              <w:t xml:space="preserve"> </w:t>
+            </w:r>
+            <w:r>
+              <w:t xml:space="preserve">(config-injectable via HELIXCODE_EXTERNAL_SKILLS_DIR); the external tier’s end-to-end load+list+invoke path is REAL-BINARY verified at qa-results/hxc159/helixcode_wire/20260922T190852Z/ (green_cli_e2e.txt). Honest boundary (§11.4.6, T-P5.05.4 in specs/001-helixskills-incorporation/tasks.md): the per-skill activation-allowlist/ceiling mechanism was NOT verifiable from within helix_code/’s own file scope this cycle — grep-confirmed zero Go implementation of a per-skill activation ceiling in this module.</w:t>
+            </w:r>
+          </w:p>
+        </w:tc>
+      </w:tr>
+      <w:tr>
+        <w:tc>
+          <w:tcPr/>
+          <w:p>
+            <w:pPr>
+              <w:pStyle w:val="Compact"/>
+            </w:pPr>
+            <w:r>
               <w:t xml:space="preserve">Gemini CLI</w:t>
             </w:r>
           </w:p>
@@ -4591,9 +3721,6 @@
               <w:pStyle w:val="Compact"/>
             </w:pPr>
             <w:r>
-              <w:rPr>
-                <w:lang w:val="en"/>
-              </w:rPr>
               <w:t xml:space="preserve">UNTESTED</w:t>
             </w:r>
           </w:p>
@@ -4607,7 +3734,6 @@
             <w:r>
               <w:rPr>
                 <w:rStyle w:val="VerbatimChar"/>
-                <w:lang w:val="en"/>
               </w:rPr>
               <w:t xml:space="preserve">N/A</w:t>
             </w:r>
@@ -4620,25 +3746,19 @@
               <w:pStyle w:val="Compact"/>
             </w:pPr>
             <w:r>
-              <w:rPr>
-                <w:lang w:val="en"/>
-              </w:rPr>
-              <w:t xml:space="preserve">No .gemini/skills/ directory exists in this checkout (only .gemini/commands/, unrelated to the Agent-Skill format) and no registrar targets one — zero recorded loading path this cycle, tracked per §11.4.197 (the exact G1 gap the constitution's own §11.4.228 forensic anchor names for this platform).</w:t>
-            </w:r>
-          </w:p>
-        </w:tc>
-      </w:tr>
-      <w:tr>
-        <w:tc>
-          <w:tcPr/>
-          <w:p>
-            <w:pPr>
-              <w:pStyle w:val="Compact"/>
-            </w:pPr>
-            <w:r>
-              <w:rPr>
-                <w:lang w:val="en"/>
-              </w:rPr>
+              <w:t xml:space="preserve">No .gemini/skills/ directory exists in this checkout (only .gemini/commands/, unrelated to the Agent-Skill format) and no registrar targets one — zero recorded loading path this cycle, tracked per §11.4.197 (the exact G1 gap the constitution’s own §11.4.228 forensic anchor names for this platform).</w:t>
+            </w:r>
+          </w:p>
+        </w:tc>
+      </w:tr>
+      <w:tr>
+        <w:tc>
+          <w:tcPr/>
+          <w:p>
+            <w:pPr>
+              <w:pStyle w:val="Compact"/>
+            </w:pPr>
+            <w:r>
               <w:t xml:space="preserve">Qwen Code</w:t>
             </w:r>
           </w:p>
@@ -4650,9 +3770,6 @@
               <w:pStyle w:val="Compact"/>
             </w:pPr>
             <w:r>
-              <w:rPr>
-                <w:lang w:val="en"/>
-              </w:rPr>
               <w:t xml:space="preserve">UNTESTED</w:t>
             </w:r>
           </w:p>
@@ -4666,7 +3783,6 @@
             <w:r>
               <w:rPr>
                 <w:rStyle w:val="VerbatimChar"/>
-                <w:lang w:val="en"/>
               </w:rPr>
               <w:t xml:space="preserve">N/A</w:t>
             </w:r>
@@ -4679,10 +3795,7 @@
               <w:pStyle w:val="Compact"/>
             </w:pPr>
             <w:r>
-              <w:rPr>
-                <w:lang w:val="en"/>
-              </w:rPr>
-              <w:t xml:space="preserve">No .qwen/skills/ directory exists in this checkout (only .qwen/commands/ + .qwen/settings.json, unrelated to the Agent-Skill format) and no registrar targets one — zero recorded loading path this cycle, tracked per §11.4.197 (the exact G1 gap the constitution's own §11.4.228 forensic anchor names for this platform).</w:t>
+              <w:t xml:space="preserve">No .qwen/skills/ directory exists in this checkout (only .qwen/commands/ + .qwen/settings.json, unrelated to the Agent-Skill format) and no registrar targets one — zero recorded loading path this cycle, tracked per §11.4.197 (the exact G1 gap the constitution’s own §11.4.228 forensic anchor names for this platform).</w:t>
             </w:r>
           </w:p>
         </w:tc>
@@ -4697,7 +3810,6 @@
       <w:r>
         <w:rPr>
           <w:rStyle w:val="VerbatimChar"/>
-          <w:lang w:val="en"/>
         </w:rPr>
         <w:t xml:space="preserve">skill-catalog</w:t>
       </w:r>
@@ -4714,20 +3826,15 @@
         <w:rPr>
           <w:b/>
           <w:bCs/>
-          <w:lang w:val="en"/>
         </w:rPr>
         <w:t xml:space="preserve">Owner (registrar):</w:t>
       </w:r>
       <w:r>
-        <w:rPr>
-          <w:lang w:val="en"/>
-        </w:rPr>
         <w:t xml:space="preserve"> </w:t>
       </w:r>
       <w:r>
         <w:rPr>
           <w:rStyle w:val="VerbatimChar"/>
-          <w:lang w:val="en"/>
         </w:rPr>
         <w:t xml:space="preserve">constitution</w:t>
       </w:r>
@@ -4744,20 +3851,15 @@
         <w:rPr>
           <w:b/>
           <w:bCs/>
-          <w:lang w:val="en"/>
         </w:rPr>
         <w:t xml:space="preserve">Manifest source:</w:t>
       </w:r>
       <w:r>
-        <w:rPr>
-          <w:lang w:val="en"/>
-        </w:rPr>
         <w:t xml:space="preserve"> </w:t>
       </w:r>
       <w:r>
         <w:rPr>
           <w:rStyle w:val="VerbatimChar"/>
-          <w:lang w:val="en"/>
         </w:rPr>
         <w:t xml:space="preserve">constitution/skills/skill-catalog</w:t>
       </w:r>
@@ -4765,7 +3867,8 @@
     <w:tbl>
       <w:tblPr>
         <w:tblStyle w:val="Table"/>
-        <w:tblW w:type="auto" w:w="0"/>
+        <w:tblW w:type="pct" w:w="5000"/>
+        <w:tblLayout w:type="fixed"/>
         <w:tblLook w:firstRow="1" w:lastRow="0" w:firstColumn="0" w:lastColumn="0" w:noHBand="0" w:noVBand="0" w:val="0020"/>
       </w:tblPr>
       <w:tblGrid>
@@ -4785,9 +3888,6 @@
               <w:pStyle w:val="Compact"/>
             </w:pPr>
             <w:r>
-              <w:rPr>
-                <w:lang w:val="en"/>
-              </w:rPr>
               <w:t xml:space="preserve">Platform</w:t>
             </w:r>
           </w:p>
@@ -4799,9 +3899,6 @@
               <w:pStyle w:val="Compact"/>
             </w:pPr>
             <w:r>
-              <w:rPr>
-                <w:lang w:val="en"/>
-              </w:rPr>
               <w:t xml:space="preserve">Status</w:t>
             </w:r>
           </w:p>
@@ -4813,9 +3910,6 @@
               <w:pStyle w:val="Compact"/>
             </w:pPr>
             <w:r>
-              <w:rPr>
-                <w:lang w:val="en"/>
-              </w:rPr>
               <w:t xml:space="preserve">Loading path</w:t>
             </w:r>
           </w:p>
@@ -4827,9 +3921,6 @@
               <w:pStyle w:val="Compact"/>
             </w:pPr>
             <w:r>
-              <w:rPr>
-                <w:lang w:val="en"/>
-              </w:rPr>
               <w:t xml:space="preserve">Evidence / Note</w:t>
             </w:r>
           </w:p>
@@ -4843,9 +3934,6 @@
               <w:pStyle w:val="Compact"/>
             </w:pPr>
             <w:r>
-              <w:rPr>
-                <w:lang w:val="en"/>
-              </w:rPr>
               <w:t xml:space="preserve">Claude Code</w:t>
             </w:r>
           </w:p>
@@ -4857,9 +3945,6 @@
               <w:pStyle w:val="Compact"/>
             </w:pPr>
             <w:r>
-              <w:rPr>
-                <w:lang w:val="en"/>
-              </w:rPr>
               <w:t xml:space="preserve">SUPPORTED</w:t>
             </w:r>
           </w:p>
@@ -4873,7 +3958,6 @@
             <w:r>
               <w:rPr>
                 <w:rStyle w:val="VerbatimChar"/>
-                <w:lang w:val="en"/>
               </w:rPr>
               <w:t xml:space="preserve">.claude/skills/skill-catalog</w:t>
             </w:r>
@@ -4886,25 +3970,19 @@
               <w:pStyle w:val="Compact"/>
             </w:pPr>
             <w:r>
-              <w:rPr>
-                <w:lang w:val="en"/>
-              </w:rPr>
-              <w:t xml:space="preserve">symlink, SKILL.md read 2328 bytes (resolves to the manifest-declared source). Live-probed 2026-09-23T00:35:58Z.</w:t>
-            </w:r>
-          </w:p>
-        </w:tc>
-      </w:tr>
-      <w:tr>
-        <w:tc>
-          <w:tcPr/>
-          <w:p>
-            <w:pPr>
-              <w:pStyle w:val="Compact"/>
-            </w:pPr>
-            <w:r>
-              <w:rPr>
-                <w:lang w:val="en"/>
-              </w:rPr>
+              <w:t xml:space="preserve">symlink, SKILL.md read 2328 bytes (resolves to the manifest-declared source). Live-probed 2026-09-23T07:14:24Z.</w:t>
+            </w:r>
+          </w:p>
+        </w:tc>
+      </w:tr>
+      <w:tr>
+        <w:tc>
+          <w:tcPr/>
+          <w:p>
+            <w:pPr>
+              <w:pStyle w:val="Compact"/>
+            </w:pPr>
+            <w:r>
               <w:t xml:space="preserve">OpenCode</w:t>
             </w:r>
           </w:p>
@@ -4916,9 +3994,6 @@
               <w:pStyle w:val="Compact"/>
             </w:pPr>
             <w:r>
-              <w:rPr>
-                <w:lang w:val="en"/>
-              </w:rPr>
               <w:t xml:space="preserve">UNTESTED</w:t>
             </w:r>
           </w:p>
@@ -4932,7 +4007,6 @@
             <w:r>
               <w:rPr>
                 <w:rStyle w:val="VerbatimChar"/>
-                <w:lang w:val="en"/>
               </w:rPr>
               <w:t xml:space="preserve">N/A</w:t>
             </w:r>
@@ -4945,35 +4019,22 @@
               <w:pStyle w:val="Compact"/>
             </w:pPr>
             <w:r>
-              <w:rPr>
-                <w:lang w:val="en"/>
-              </w:rPr>
               <w:t xml:space="preserve">No .opencode/skills/ directory exists in this checkout and no registrar (scripts/register_skills.sh only ever writes .claude/skills/) targets one — zero recorded loading path this cycle, tracked per §11.4.197. .opencode/ here carries only SpecKit</w:t>
             </w:r>
             <w:r>
-              <w:rPr>
-                <w:lang w:val="en"/>
-              </w:rPr>
               <w:t xml:space="preserve"> </w:t>
             </w:r>
             <w:r>
               <w:rPr>
                 <w:i/>
                 <w:iCs/>
-                <w:lang w:val="en"/>
               </w:rPr>
               <w:t xml:space="preserve">commands</w:t>
             </w:r>
             <w:r>
-              <w:rPr>
-                <w:lang w:val="en"/>
-              </w:rPr>
               <w:t xml:space="preserve"> </w:t>
             </w:r>
             <w:r>
-              <w:rPr>
-                <w:lang w:val="en"/>
-              </w:rPr>
               <w:t xml:space="preserve">(.opencode/commands/), not skills.</w:t>
             </w:r>
           </w:p>
@@ -4987,9 +4048,6 @@
               <w:pStyle w:val="Compact"/>
             </w:pPr>
             <w:r>
-              <w:rPr>
-                <w:lang w:val="en"/>
-              </w:rPr>
               <w:t xml:space="preserve">HelixCode</w:t>
             </w:r>
           </w:p>
@@ -5001,9 +4059,6 @@
               <w:pStyle w:val="Compact"/>
             </w:pPr>
             <w:r>
-              <w:rPr>
-                <w:lang w:val="en"/>
-              </w:rPr>
               <w:t xml:space="preserve">SUPPORTED</w:t>
             </w:r>
           </w:p>
@@ -5017,7 +4072,6 @@
             <w:r>
               <w:rPr>
                 <w:rStyle w:val="VerbatimChar"/>
-                <w:lang w:val="en"/>
               </w:rPr>
               <w:t xml:space="preserve">.claude/skills/skill-catalog (external tier)</w:t>
             </w:r>
@@ -5030,25 +4084,31 @@
               <w:pStyle w:val="Compact"/>
             </w:pPr>
             <w:r>
-              <w:rPr>
-                <w:lang w:val="en"/>
-              </w:rPr>
-              <w:t xml:space="preserve">via external tier -&gt; .claude/skills/skill-catalog. helix_code/internal/agent/skill_dirs.go ExternalSkillsDir() defaults to '.claude/skills' (config-injectable via HELIXCODE_EXTERNAL_SKILLS_DIR); the external tier's end-to-end load+list+invoke path is REAL-BINARY verified at qa-results/hxc159/helixcode_wire/20260922T190852Z/ (green_cli_e2e.txt). Honest boundary (§11.4.6, T-P5.05.4 in specs/001-helixskills-incorporation/tasks.md): the per-skill activation-allowlist/ceiling mechanism was NOT verifiable from within helix_code/'s own file scope this cycle — grep-confirmed zero Go implementation of a per-skill activation ceiling in this module.</w:t>
-            </w:r>
-          </w:p>
-        </w:tc>
-      </w:tr>
-      <w:tr>
-        <w:tc>
-          <w:tcPr/>
-          <w:p>
-            <w:pPr>
-              <w:pStyle w:val="Compact"/>
-            </w:pPr>
-            <w:r>
-              <w:rPr>
-                <w:lang w:val="en"/>
-              </w:rPr>
+              <w:t xml:space="preserve">via external tier -&gt; .claude/skills/skill-catalog. helix_code/internal/agent/skill_dirs.go ExternalSkillsDir() defaults to</w:t>
+            </w:r>
+            <w:r>
+              <w:t xml:space="preserve"> </w:t>
+            </w:r>
+            <w:r>
+              <w:t xml:space="preserve">‘.claude/skills’</w:t>
+            </w:r>
+            <w:r>
+              <w:t xml:space="preserve"> </w:t>
+            </w:r>
+            <w:r>
+              <w:t xml:space="preserve">(config-injectable via HELIXCODE_EXTERNAL_SKILLS_DIR); the external tier’s end-to-end load+list+invoke path is REAL-BINARY verified at qa-results/hxc159/helixcode_wire/20260922T190852Z/ (green_cli_e2e.txt). Honest boundary (§11.4.6, T-P5.05.4 in specs/001-helixskills-incorporation/tasks.md): the per-skill activation-allowlist/ceiling mechanism was NOT verifiable from within helix_code/’s own file scope this cycle — grep-confirmed zero Go implementation of a per-skill activation ceiling in this module.</w:t>
+            </w:r>
+          </w:p>
+        </w:tc>
+      </w:tr>
+      <w:tr>
+        <w:tc>
+          <w:tcPr/>
+          <w:p>
+            <w:pPr>
+              <w:pStyle w:val="Compact"/>
+            </w:pPr>
+            <w:r>
               <w:t xml:space="preserve">Gemini CLI</w:t>
             </w:r>
           </w:p>
@@ -5060,9 +4120,6 @@
               <w:pStyle w:val="Compact"/>
             </w:pPr>
             <w:r>
-              <w:rPr>
-                <w:lang w:val="en"/>
-              </w:rPr>
               <w:t xml:space="preserve">UNTESTED</w:t>
             </w:r>
           </w:p>
@@ -5076,7 +4133,6 @@
             <w:r>
               <w:rPr>
                 <w:rStyle w:val="VerbatimChar"/>
-                <w:lang w:val="en"/>
               </w:rPr>
               <w:t xml:space="preserve">N/A</w:t>
             </w:r>
@@ -5089,25 +4145,19 @@
               <w:pStyle w:val="Compact"/>
             </w:pPr>
             <w:r>
-              <w:rPr>
-                <w:lang w:val="en"/>
-              </w:rPr>
-              <w:t xml:space="preserve">No .gemini/skills/ directory exists in this checkout (only .gemini/commands/, unrelated to the Agent-Skill format) and no registrar targets one — zero recorded loading path this cycle, tracked per §11.4.197 (the exact G1 gap the constitution's own §11.4.228 forensic anchor names for this platform).</w:t>
-            </w:r>
-          </w:p>
-        </w:tc>
-      </w:tr>
-      <w:tr>
-        <w:tc>
-          <w:tcPr/>
-          <w:p>
-            <w:pPr>
-              <w:pStyle w:val="Compact"/>
-            </w:pPr>
-            <w:r>
-              <w:rPr>
-                <w:lang w:val="en"/>
-              </w:rPr>
+              <w:t xml:space="preserve">No .gemini/skills/ directory exists in this checkout (only .gemini/commands/, unrelated to the Agent-Skill format) and no registrar targets one — zero recorded loading path this cycle, tracked per §11.4.197 (the exact G1 gap the constitution’s own §11.4.228 forensic anchor names for this platform).</w:t>
+            </w:r>
+          </w:p>
+        </w:tc>
+      </w:tr>
+      <w:tr>
+        <w:tc>
+          <w:tcPr/>
+          <w:p>
+            <w:pPr>
+              <w:pStyle w:val="Compact"/>
+            </w:pPr>
+            <w:r>
               <w:t xml:space="preserve">Qwen Code</w:t>
             </w:r>
           </w:p>
@@ -5119,9 +4169,6 @@
               <w:pStyle w:val="Compact"/>
             </w:pPr>
             <w:r>
-              <w:rPr>
-                <w:lang w:val="en"/>
-              </w:rPr>
               <w:t xml:space="preserve">UNTESTED</w:t>
             </w:r>
           </w:p>
@@ -5135,7 +4182,6 @@
             <w:r>
               <w:rPr>
                 <w:rStyle w:val="VerbatimChar"/>
-                <w:lang w:val="en"/>
               </w:rPr>
               <w:t xml:space="preserve">N/A</w:t>
             </w:r>
@@ -5148,10 +4194,7 @@
               <w:pStyle w:val="Compact"/>
             </w:pPr>
             <w:r>
-              <w:rPr>
-                <w:lang w:val="en"/>
-              </w:rPr>
-              <w:t xml:space="preserve">No .qwen/skills/ directory exists in this checkout (only .qwen/commands/ + .qwen/settings.json, unrelated to the Agent-Skill format) and no registrar targets one — zero recorded loading path this cycle, tracked per §11.4.197 (the exact G1 gap the constitution's own §11.4.228 forensic anchor names for this platform).</w:t>
+              <w:t xml:space="preserve">No .qwen/skills/ directory exists in this checkout (only .qwen/commands/ + .qwen/settings.json, unrelated to the Agent-Skill format) and no registrar targets one — zero recorded loading path this cycle, tracked per §11.4.197 (the exact G1 gap the constitution’s own §11.4.228 forensic anchor names for this platform).</w:t>
             </w:r>
           </w:p>
         </w:tc>
@@ -5166,7 +4209,6 @@
       <w:r>
         <w:rPr>
           <w:rStyle w:val="VerbatimChar"/>
-          <w:lang w:val="en"/>
         </w:rPr>
         <w:t xml:space="preserve">workable-item-lifecycle</w:t>
       </w:r>
@@ -5183,20 +4225,15 @@
         <w:rPr>
           <w:b/>
           <w:bCs/>
-          <w:lang w:val="en"/>
         </w:rPr>
         <w:t xml:space="preserve">Owner (registrar):</w:t>
       </w:r>
       <w:r>
-        <w:rPr>
-          <w:lang w:val="en"/>
-        </w:rPr>
         <w:t xml:space="preserve"> </w:t>
       </w:r>
       <w:r>
         <w:rPr>
           <w:rStyle w:val="VerbatimChar"/>
-          <w:lang w:val="en"/>
         </w:rPr>
         <w:t xml:space="preserve">constitution</w:t>
       </w:r>
@@ -5213,20 +4250,15 @@
         <w:rPr>
           <w:b/>
           <w:bCs/>
-          <w:lang w:val="en"/>
         </w:rPr>
         <w:t xml:space="preserve">Manifest source:</w:t>
       </w:r>
       <w:r>
-        <w:rPr>
-          <w:lang w:val="en"/>
-        </w:rPr>
         <w:t xml:space="preserve"> </w:t>
       </w:r>
       <w:r>
         <w:rPr>
           <w:rStyle w:val="VerbatimChar"/>
-          <w:lang w:val="en"/>
         </w:rPr>
         <w:t xml:space="preserve">constitution/skills/workable-item-lifecycle</w:t>
       </w:r>
@@ -5234,7 +4266,8 @@
     <w:tbl>
       <w:tblPr>
         <w:tblStyle w:val="Table"/>
-        <w:tblW w:type="auto" w:w="0"/>
+        <w:tblW w:type="pct" w:w="5000"/>
+        <w:tblLayout w:type="fixed"/>
         <w:tblLook w:firstRow="1" w:lastRow="0" w:firstColumn="0" w:lastColumn="0" w:noHBand="0" w:noVBand="0" w:val="0020"/>
       </w:tblPr>
       <w:tblGrid>
@@ -5254,9 +4287,6 @@
               <w:pStyle w:val="Compact"/>
             </w:pPr>
             <w:r>
-              <w:rPr>
-                <w:lang w:val="en"/>
-              </w:rPr>
               <w:t xml:space="preserve">Platform</w:t>
             </w:r>
           </w:p>
@@ -5268,9 +4298,6 @@
               <w:pStyle w:val="Compact"/>
             </w:pPr>
             <w:r>
-              <w:rPr>
-                <w:lang w:val="en"/>
-              </w:rPr>
               <w:t xml:space="preserve">Status</w:t>
             </w:r>
           </w:p>
@@ -5282,9 +4309,6 @@
               <w:pStyle w:val="Compact"/>
             </w:pPr>
             <w:r>
-              <w:rPr>
-                <w:lang w:val="en"/>
-              </w:rPr>
               <w:t xml:space="preserve">Loading path</w:t>
             </w:r>
           </w:p>
@@ -5296,9 +4320,6 @@
               <w:pStyle w:val="Compact"/>
             </w:pPr>
             <w:r>
-              <w:rPr>
-                <w:lang w:val="en"/>
-              </w:rPr>
               <w:t xml:space="preserve">Evidence / Note</w:t>
             </w:r>
           </w:p>
@@ -5312,9 +4333,6 @@
               <w:pStyle w:val="Compact"/>
             </w:pPr>
             <w:r>
-              <w:rPr>
-                <w:lang w:val="en"/>
-              </w:rPr>
               <w:t xml:space="preserve">Claude Code</w:t>
             </w:r>
           </w:p>
@@ -5326,9 +4344,6 @@
               <w:pStyle w:val="Compact"/>
             </w:pPr>
             <w:r>
-              <w:rPr>
-                <w:lang w:val="en"/>
-              </w:rPr>
               <w:t xml:space="preserve">SUPPORTED</w:t>
             </w:r>
           </w:p>
@@ -5342,7 +4357,6 @@
             <w:r>
               <w:rPr>
                 <w:rStyle w:val="VerbatimChar"/>
-                <w:lang w:val="en"/>
               </w:rPr>
               <w:t xml:space="preserve">.claude/skills/workable-item-lifecycle</w:t>
             </w:r>
@@ -5355,25 +4369,19 @@
               <w:pStyle w:val="Compact"/>
             </w:pPr>
             <w:r>
-              <w:rPr>
-                <w:lang w:val="en"/>
-              </w:rPr>
-              <w:t xml:space="preserve">symlink, SKILL.md read 4648 bytes (resolves to the manifest-declared source). Live-probed 2026-09-23T00:35:58Z.</w:t>
-            </w:r>
-          </w:p>
-        </w:tc>
-      </w:tr>
-      <w:tr>
-        <w:tc>
-          <w:tcPr/>
-          <w:p>
-            <w:pPr>
-              <w:pStyle w:val="Compact"/>
-            </w:pPr>
-            <w:r>
-              <w:rPr>
-                <w:lang w:val="en"/>
-              </w:rPr>
+              <w:t xml:space="preserve">symlink, SKILL.md read 4648 bytes (resolves to the manifest-declared source). Live-probed 2026-09-23T07:14:24Z.</w:t>
+            </w:r>
+          </w:p>
+        </w:tc>
+      </w:tr>
+      <w:tr>
+        <w:tc>
+          <w:tcPr/>
+          <w:p>
+            <w:pPr>
+              <w:pStyle w:val="Compact"/>
+            </w:pPr>
+            <w:r>
               <w:t xml:space="preserve">OpenCode</w:t>
             </w:r>
           </w:p>
@@ -5385,9 +4393,6 @@
               <w:pStyle w:val="Compact"/>
             </w:pPr>
             <w:r>
-              <w:rPr>
-                <w:lang w:val="en"/>
-              </w:rPr>
               <w:t xml:space="preserve">UNTESTED</w:t>
             </w:r>
           </w:p>
@@ -5401,7 +4406,6 @@
             <w:r>
               <w:rPr>
                 <w:rStyle w:val="VerbatimChar"/>
-                <w:lang w:val="en"/>
               </w:rPr>
               <w:t xml:space="preserve">N/A</w:t>
             </w:r>
@@ -5414,35 +4418,22 @@
               <w:pStyle w:val="Compact"/>
             </w:pPr>
             <w:r>
-              <w:rPr>
-                <w:lang w:val="en"/>
-              </w:rPr>
               <w:t xml:space="preserve">No .opencode/skills/ directory exists in this checkout and no registrar (scripts/register_skills.sh only ever writes .claude/skills/) targets one — zero recorded loading path this cycle, tracked per §11.4.197. .opencode/ here carries only SpecKit</w:t>
             </w:r>
             <w:r>
-              <w:rPr>
-                <w:lang w:val="en"/>
-              </w:rPr>
               <w:t xml:space="preserve"> </w:t>
             </w:r>
             <w:r>
               <w:rPr>
                 <w:i/>
                 <w:iCs/>
-                <w:lang w:val="en"/>
               </w:rPr>
               <w:t xml:space="preserve">commands</w:t>
             </w:r>
             <w:r>
-              <w:rPr>
-                <w:lang w:val="en"/>
-              </w:rPr>
               <w:t xml:space="preserve"> </w:t>
             </w:r>
             <w:r>
-              <w:rPr>
-                <w:lang w:val="en"/>
-              </w:rPr>
               <w:t xml:space="preserve">(.opencode/commands/), not skills.</w:t>
             </w:r>
           </w:p>
@@ -5456,9 +4447,6 @@
               <w:pStyle w:val="Compact"/>
             </w:pPr>
             <w:r>
-              <w:rPr>
-                <w:lang w:val="en"/>
-              </w:rPr>
               <w:t xml:space="preserve">HelixCode</w:t>
             </w:r>
           </w:p>
@@ -5470,9 +4458,6 @@
               <w:pStyle w:val="Compact"/>
             </w:pPr>
             <w:r>
-              <w:rPr>
-                <w:lang w:val="en"/>
-              </w:rPr>
               <w:t xml:space="preserve">SUPPORTED</w:t>
             </w:r>
           </w:p>
@@ -5486,7 +4471,6 @@
             <w:r>
               <w:rPr>
                 <w:rStyle w:val="VerbatimChar"/>
-                <w:lang w:val="en"/>
               </w:rPr>
               <w:t xml:space="preserve">.claude/skills/workable-item-lifecycle (external tier)</w:t>
             </w:r>
@@ -5499,25 +4483,31 @@
               <w:pStyle w:val="Compact"/>
             </w:pPr>
             <w:r>
-              <w:rPr>
-                <w:lang w:val="en"/>
-              </w:rPr>
-              <w:t xml:space="preserve">via external tier -&gt; .claude/skills/workable-item-lifecycle. helix_code/internal/agent/skill_dirs.go ExternalSkillsDir() defaults to '.claude/skills' (config-injectable via HELIXCODE_EXTERNAL_SKILLS_DIR); the external tier's end-to-end load+list+invoke path is REAL-BINARY verified at qa-results/hxc159/helixcode_wire/20260922T190852Z/ (green_cli_e2e.txt). Honest boundary (§11.4.6, T-P5.05.4 in specs/001-helixskills-incorporation/tasks.md): the per-skill activation-allowlist/ceiling mechanism was NOT verifiable from within helix_code/'s own file scope this cycle — grep-confirmed zero Go implementation of a per-skill activation ceiling in this module.</w:t>
-            </w:r>
-          </w:p>
-        </w:tc>
-      </w:tr>
-      <w:tr>
-        <w:tc>
-          <w:tcPr/>
-          <w:p>
-            <w:pPr>
-              <w:pStyle w:val="Compact"/>
-            </w:pPr>
-            <w:r>
-              <w:rPr>
-                <w:lang w:val="en"/>
-              </w:rPr>
+              <w:t xml:space="preserve">via external tier -&gt; .claude/skills/workable-item-lifecycle. helix_code/internal/agent/skill_dirs.go ExternalSkillsDir() defaults to</w:t>
+            </w:r>
+            <w:r>
+              <w:t xml:space="preserve"> </w:t>
+            </w:r>
+            <w:r>
+              <w:t xml:space="preserve">‘.claude/skills’</w:t>
+            </w:r>
+            <w:r>
+              <w:t xml:space="preserve"> </w:t>
+            </w:r>
+            <w:r>
+              <w:t xml:space="preserve">(config-injectable via HELIXCODE_EXTERNAL_SKILLS_DIR); the external tier’s end-to-end load+list+invoke path is REAL-BINARY verified at qa-results/hxc159/helixcode_wire/20260922T190852Z/ (green_cli_e2e.txt). Honest boundary (§11.4.6, T-P5.05.4 in specs/001-helixskills-incorporation/tasks.md): the per-skill activation-allowlist/ceiling mechanism was NOT verifiable from within helix_code/’s own file scope this cycle — grep-confirmed zero Go implementation of a per-skill activation ceiling in this module.</w:t>
+            </w:r>
+          </w:p>
+        </w:tc>
+      </w:tr>
+      <w:tr>
+        <w:tc>
+          <w:tcPr/>
+          <w:p>
+            <w:pPr>
+              <w:pStyle w:val="Compact"/>
+            </w:pPr>
+            <w:r>
               <w:t xml:space="preserve">Gemini CLI</w:t>
             </w:r>
           </w:p>
@@ -5529,9 +4519,6 @@
               <w:pStyle w:val="Compact"/>
             </w:pPr>
             <w:r>
-              <w:rPr>
-                <w:lang w:val="en"/>
-              </w:rPr>
               <w:t xml:space="preserve">UNTESTED</w:t>
             </w:r>
           </w:p>
@@ -5545,7 +4532,6 @@
             <w:r>
               <w:rPr>
                 <w:rStyle w:val="VerbatimChar"/>
-                <w:lang w:val="en"/>
               </w:rPr>
               <w:t xml:space="preserve">N/A</w:t>
             </w:r>
@@ -5558,25 +4544,19 @@
               <w:pStyle w:val="Compact"/>
             </w:pPr>
             <w:r>
-              <w:rPr>
-                <w:lang w:val="en"/>
-              </w:rPr>
-              <w:t xml:space="preserve">No .gemini/skills/ directory exists in this checkout (only .gemini/commands/, unrelated to the Agent-Skill format) and no registrar targets one — zero recorded loading path this cycle, tracked per §11.4.197 (the exact G1 gap the constitution's own §11.4.228 forensic anchor names for this platform).</w:t>
-            </w:r>
-          </w:p>
-        </w:tc>
-      </w:tr>
-      <w:tr>
-        <w:tc>
-          <w:tcPr/>
-          <w:p>
-            <w:pPr>
-              <w:pStyle w:val="Compact"/>
-            </w:pPr>
-            <w:r>
-              <w:rPr>
-                <w:lang w:val="en"/>
-              </w:rPr>
+              <w:t xml:space="preserve">No .gemini/skills/ directory exists in this checkout (only .gemini/commands/, unrelated to the Agent-Skill format) and no registrar targets one — zero recorded loading path this cycle, tracked per §11.4.197 (the exact G1 gap the constitution’s own §11.4.228 forensic anchor names for this platform).</w:t>
+            </w:r>
+          </w:p>
+        </w:tc>
+      </w:tr>
+      <w:tr>
+        <w:tc>
+          <w:tcPr/>
+          <w:p>
+            <w:pPr>
+              <w:pStyle w:val="Compact"/>
+            </w:pPr>
+            <w:r>
               <w:t xml:space="preserve">Qwen Code</w:t>
             </w:r>
           </w:p>
@@ -5588,9 +4568,6 @@
               <w:pStyle w:val="Compact"/>
             </w:pPr>
             <w:r>
-              <w:rPr>
-                <w:lang w:val="en"/>
-              </w:rPr>
               <w:t xml:space="preserve">UNTESTED</w:t>
             </w:r>
           </w:p>
@@ -5604,7 +4581,6 @@
             <w:r>
               <w:rPr>
                 <w:rStyle w:val="VerbatimChar"/>
-                <w:lang w:val="en"/>
               </w:rPr>
               <w:t xml:space="preserve">N/A</w:t>
             </w:r>
@@ -5617,10 +4593,7 @@
               <w:pStyle w:val="Compact"/>
             </w:pPr>
             <w:r>
-              <w:rPr>
-                <w:lang w:val="en"/>
-              </w:rPr>
-              <w:t xml:space="preserve">No .qwen/skills/ directory exists in this checkout (only .qwen/commands/ + .qwen/settings.json, unrelated to the Agent-Skill format) and no registrar targets one — zero recorded loading path this cycle, tracked per §11.4.197 (the exact G1 gap the constitution's own §11.4.228 forensic anchor names for this platform).</w:t>
+              <w:t xml:space="preserve">No .qwen/skills/ directory exists in this checkout (only .qwen/commands/ + .qwen/settings.json, unrelated to the Agent-Skill format) and no registrar targets one — zero recorded loading path this cycle, tracked per §11.4.197 (the exact G1 gap the constitution’s own §11.4.228 forensic anchor names for this platform).</w:t>
             </w:r>
           </w:p>
         </w:tc>
@@ -5634,9 +4607,6 @@
         <w:pStyle w:val="Heading2"/>
       </w:pPr>
       <w:r>
-        <w:rPr>
-          <w:lang w:val="en"/>
-        </w:rPr>
         <w:t xml:space="preserve">Source tracking</w:t>
       </w:r>
     </w:p>
@@ -5645,172 +4615,105 @@
         <w:pStyle w:val="FirstParagraph"/>
       </w:pPr>
       <w:r>
-        <w:rPr>
-          <w:lang w:val="en"/>
-        </w:rPr>
-        <w:t xml:space="preserve">Per §11.4.228(B): every extension's canonical source is machine-readable via</w:t>
-      </w:r>
-      <w:r>
-        <w:rPr>
-          <w:lang w:val="en"/>
-        </w:rPr>
+        <w:t xml:space="preserve">Per §11.4.228(B): every extension’s canonical source is machine-readable via</w:t>
+      </w:r>
+      <w:r>
         <w:t xml:space="preserve"> </w:t>
       </w:r>
       <w:r>
         <w:rPr>
           <w:rStyle w:val="VerbatimChar"/>
-          <w:lang w:val="en"/>
         </w:rPr>
         <w:t xml:space="preserve">scripts/skills_manifest.tsv</w:t>
       </w:r>
       <w:r>
-        <w:rPr>
-          <w:lang w:val="en"/>
-        </w:rPr>
         <w:t xml:space="preserve"> </w:t>
       </w:r>
       <w:r>
-        <w:rPr>
-          <w:lang w:val="en"/>
-        </w:rPr>
-        <w:t xml:space="preserve">itself (name, repo-relative source directory, owning registrar) — the manifest row IS this catalogue's</w:t>
-      </w:r>
-      <w:r>
-        <w:rPr>
-          <w:lang w:val="en"/>
-        </w:rPr>
+        <w:t xml:space="preserve">itself (name, repo-relative source directory, owning registrar) — the manifest row IS this catalogue’s</w:t>
+      </w:r>
+      <w:r>
         <w:t xml:space="preserve"> </w:t>
       </w:r>
       <w:r>
         <w:rPr>
           <w:rStyle w:val="VerbatimChar"/>
-          <w:lang w:val="en"/>
         </w:rPr>
         <w:t xml:space="preserve">EXTENSION_SOURCE</w:t>
       </w:r>
       <w:r>
-        <w:rPr>
-          <w:lang w:val="en"/>
-        </w:rPr>
         <w:t xml:space="preserve"> </w:t>
       </w:r>
       <w:r>
-        <w:rPr>
-          <w:lang w:val="en"/>
-        </w:rPr>
         <w:t xml:space="preserve">record for every entry here (no separate</w:t>
       </w:r>
       <w:r>
-        <w:rPr>
-          <w:lang w:val="en"/>
-        </w:rPr>
         <w:t xml:space="preserve"> </w:t>
       </w:r>
       <w:r>
         <w:rPr>
           <w:rStyle w:val="VerbatimChar"/>
-          <w:lang w:val="en"/>
         </w:rPr>
         <w:t xml:space="preserve">EXTENSION_SOURCE.yaml</w:t>
       </w:r>
       <w:r>
-        <w:rPr>
-          <w:lang w:val="en"/>
-        </w:rPr>
         <w:t xml:space="preserve"> </w:t>
       </w:r>
       <w:r>
-        <w:rPr>
-          <w:lang w:val="en"/>
-        </w:rPr>
         <w:t xml:space="preserve">per skill; the manifest already carries the same three fields at repo scope, avoiding a duplicated, driftable second record per §11.4.106). All eight entries are constitution-owned (</w:t>
       </w:r>
       <w:r>
         <w:rPr>
           <w:rStyle w:val="VerbatimChar"/>
-          <w:lang w:val="en"/>
         </w:rPr>
         <w:t xml:space="preserve">owner=constitution</w:t>
       </w:r>
       <w:r>
-        <w:rPr>
-          <w:lang w:val="en"/>
-        </w:rPr>
         <w:t xml:space="preserve">) and SYMLINKED (never copied) from</w:t>
       </w:r>
       <w:r>
-        <w:rPr>
-          <w:lang w:val="en"/>
-        </w:rPr>
         <w:t xml:space="preserve"> </w:t>
       </w:r>
       <w:r>
         <w:rPr>
           <w:rStyle w:val="VerbatimChar"/>
-          <w:lang w:val="en"/>
         </w:rPr>
         <w:t xml:space="preserve">constitution/skills/&lt;name&gt;/</w:t>
       </w:r>
       <w:r>
-        <w:rPr>
-          <w:lang w:val="en"/>
-        </w:rPr>
         <w:t xml:space="preserve"> </w:t>
       </w:r>
       <w:r>
-        <w:rPr>
-          <w:lang w:val="en"/>
-        </w:rPr>
         <w:t xml:space="preserve">into</w:t>
       </w:r>
       <w:r>
-        <w:rPr>
-          <w:lang w:val="en"/>
-        </w:rPr>
         <w:t xml:space="preserve"> </w:t>
       </w:r>
       <w:r>
         <w:rPr>
           <w:rStyle w:val="VerbatimChar"/>
-          <w:lang w:val="en"/>
         </w:rPr>
         <w:t xml:space="preserve">.claude/skills/&lt;name&gt;</w:t>
       </w:r>
       <w:r>
-        <w:rPr>
-          <w:lang w:val="en"/>
-        </w:rPr>
         <w:t xml:space="preserve"> </w:t>
       </w:r>
       <w:r>
-        <w:rPr>
-          <w:lang w:val="en"/>
-        </w:rPr>
         <w:t xml:space="preserve">by</w:t>
       </w:r>
       <w:r>
-        <w:rPr>
-          <w:lang w:val="en"/>
-        </w:rPr>
         <w:t xml:space="preserve"> </w:t>
       </w:r>
       <w:r>
         <w:rPr>
           <w:rStyle w:val="VerbatimChar"/>
-          <w:lang w:val="en"/>
         </w:rPr>
         <w:t xml:space="preserve">scripts/register_skills.sh</w:t>
       </w:r>
       <w:r>
-        <w:rPr>
-          <w:lang w:val="en"/>
-        </w:rPr>
         <w:t xml:space="preserve"> </w:t>
       </w:r>
       <w:r>
-        <w:rPr>
-          <w:lang w:val="en"/>
-        </w:rPr>
         <w:t xml:space="preserve">— the preferred-over-copies provenance §11.4.228(B)(2) requires.</w:t>
       </w:r>
     </w:p>
@@ -5819,34 +4722,21 @@
         <w:pStyle w:val="BodyText"/>
       </w:pPr>
       <w:r>
-        <w:rPr>
-          <w:lang w:val="en"/>
-        </w:rPr>
         <w:t xml:space="preserve">Source manifest:</w:t>
       </w:r>
       <w:r>
-        <w:rPr>
-          <w:lang w:val="en"/>
-        </w:rPr>
         <w:t xml:space="preserve"> </w:t>
       </w:r>
       <w:r>
         <w:rPr>
           <w:rStyle w:val="VerbatimChar"/>
-          <w:lang w:val="en"/>
         </w:rPr>
         <w:t xml:space="preserve">/home/milosvasic/Projects/helix_code/scripts/skills_manifest.tsv</w:t>
       </w:r>
       <w:r>
-        <w:rPr>
-          <w:lang w:val="en"/>
-        </w:rPr>
         <w:t xml:space="preserve"> </w:t>
       </w:r>
       <w:r>
-        <w:rPr>
-          <w:lang w:val="en"/>
-        </w:rPr>
         <w:t xml:space="preserve">(8 rows).</w:t>
       </w:r>
     </w:p>
@@ -6106,7 +4996,7 @@
         <w:rFonts w:asciiTheme="minorHAnsi" w:cstheme="minorBidi" w:eastAsiaTheme="minorEastAsia" w:hAnsiTheme="minorHAnsi"/>
         <w:sz w:val="24"/>
         <w:szCs w:val="24"/>
-        <w:lang w:bidi="ar-SA" w:eastAsia="zh-CN" w:val="en"/>
+        <w:lang w:bidi="ar-SA" w:eastAsia="zh-CN" w:val="en-US"/>
       </w:rPr>
     </w:rPrDefault>
     <w:pPrDefault>
